--- a/docs/LETHE_망각의_군주_완성형_기획서_v6.docx
+++ b/docs/LETHE_망각의_군주_완성형_기획서_v6.docx
@@ -15,7 +15,7 @@
     </w:p>
     <w:p>
       <w:r>
-        <w:t xml:space="preserve">HTML 프로토타입 기획서 v0.9</w:t>
+        <w:t xml:space="preserve">HTML 프로토타입 기획서 v0.10</w:t>
       </w:r>
     </w:p>
     <w:p>
@@ -25,7 +25,12 @@
     </w:p>
     <w:p>
       <w:r>
-        <w:t xml:space="preserve">이 문서는 기존 `LETHE_망각의_군주_완성형_기획서_v6.docx`를 현재 HTML Alpha v0.9 구현 기준으로 갱신한 원본이다. 현재 목표는 완성형 게임 설계 확정이 아니라, HTML 프로토타입에서 LETHE의 핵심 재미와 Unity 전환 가능성을 검증하는 것이다.</w:t>
+        <w:t xml:space="preserve">이 문서는 `LETHE_망각의_군주_프로토타입_기획서_v0.9.md`를 장르 성공작 데이터(불릿 헤븐 / 로그라이트) 기반 피드백을 반영해 개정한 설계안이다. v0.9 대비 변경의 핵심은 망각을 "최적 플레이에 대한 처벌"에서 "선택을 통한 강제 피벗"으로 바꾸고, 피벗이 의미 있도록 빌드 공간을 넓힌 것이다.</w:t>
+      </w:r>
+    </w:p>
+    <w:p>
+      <w:r>
+        <w:t xml:space="preserve">중요: 이 문서는 **목표 설계(v0.10 target)** 를 기술하며, 2026-06-04 Codex 구현으로 HTML 프로토타입의 1차 v0.10 슬라이스가 반영되었다. 단, 브라우저 QA와 controlled 1-person playtest 검증은 아직 남아 있다.</w:t>
       </w:r>
     </w:p>
     <w:p>
@@ -41,7 +46,12 @@
     </w:p>
     <w:p>
       <w:r>
-        <w:t xml:space="preserve">- 현재 빌드: LETHE HTML Alpha v0.9.</w:t>
+        <w:t xml:space="preserve">- 현재 빌드: LETHE HTML Alpha v0.10.</w:t>
+      </w:r>
+    </w:p>
+    <w:p>
+      <w:r>
+        <w:t xml:space="preserve">- 목표 빌드: v0.10 (이 문서 기준).</w:t>
       </w:r>
     </w:p>
     <w:p>
@@ -51,22 +61,22 @@
     </w:p>
     <w:p>
       <w:r>
-        <w:t xml:space="preserve">- 핵심 검증 질문: 플레이어가 선택한 기억 3개 중 가장 의존한 기억을 잃었을 때, 그 경험이 짜증보다 아쉬움, 납득, 피벗 욕구에 가까운가?</w:t>
+        <w:t xml:space="preserve">- 핵심 검증 질문: 플레이어가 가장 의존한 기억을 망각 갈림길에서 떠나보냈을 때, 그 경험이 짜증보다 아쉬움, 납득, 그리고 새 빌드로의 피벗 욕구에 가까운가?</w:t>
       </w:r>
     </w:p>
     <w:p>
       <w:r>
-        <w:t xml:space="preserve">- 최신 상태: v0.9 release-feel 루프의 AI quick/full 기준과 WP2/WP3 trusted browser gates는 통과했다.</w:t>
+        <w:t xml:space="preserve">- 최신 상태: v0.10 1차 구현은 들어갔지만, 브라우저 QA는 현재 환경의 `CHROME_PATH` 미설정으로 시작하지 못했다. AI fun score는 "강제 상실이 기분 나쁜가"라는 질문에 대해 신뢰도가 매우 낮은 지표로 취급한다(13절).</w:t>
       </w:r>
     </w:p>
     <w:p>
       <w:r>
-        <w:t xml:space="preserve">- 다음 판단 단계: controlled 1-person browser playtest. 아직 Unity 전환 판정이나 broad public test 단계가 아니다.</w:t>
+        <w:t xml:space="preserve">- 다음 판단 단계: v0.10 브라우저 QA 후 controlled 1-person browser playtest. 아직 Unity 전환 판정이나 broad public test 단계가 아니다.</w:t>
       </w:r>
     </w:p>
     <w:p>
       <w:r>
-        <w:t xml:space="preserve">- 범위 원칙: 새 기억, 새 슬롯, 상점, 메타 진행, 새 지역, 새 무기, 새 적, 최종 보스, 다영역 구조는 추가하지 않는다.</w:t>
+        <w:t xml:space="preserve">- 범위 원칙: 상점, 메타 진행, 새 지역, 새 무기, 새 적, 최종 보스 완성, 다영역 구조는 추가하지 않는다. 기억은 검증 가능성 확보를 위해 6 → 8종으로만 확장한다(5·17절).</w:t>
       </w:r>
     </w:p>
     <w:p>
@@ -97,22 +107,22 @@
     </w:p>
     <w:p>
       <w:r>
-        <w:t xml:space="preserve">4. 보스 전까지 전투 압박은 `숨 고르기`, `압박 상승`, `망각 전조`로 상승한다.</w:t>
+        <w:t xml:space="preserve">4. 첫 보스 전까지(약 180초) 플레이어는 레벨업 2~3회와 자신의 시너지가 반복 발동하는 것을 충분히 본다. 이 구간의 목적은 "잃을 만큼 애착이 생기는" 빌드 정체성 형성이다.</w:t>
       </w:r>
     </w:p>
     <w:p>
       <w:r>
-        <w:t xml:space="preserve">5. 보스 처치 후 플레이어는 `가장 잃고 싶지 않은 기억`과 `레테가 가져갈 것 같은 기억`을 답한다.</w:t>
+        <w:t xml:space="preserve">5. 전투 압박은 `숨 고르기`, `압박 상승`, `망각 전조`로 상승한다. `망각 전조` 구간에서는 각 기억의 **실시간 의존도 미터**가 HUD에 노출되어, 무엇을 가장 기대고 있는지가 눈에 보인다.</w:t>
       </w:r>
     </w:p>
     <w:p>
       <w:r>
-        <w:t xml:space="preserve">6. 시스템은 의존도 계산으로 가장 기대고 싸운 기억을 망각시킨다.</w:t>
+        <w:t xml:space="preserve">6. 보스 처치 후 시스템은 의존도 상위 2개 기억을 제시하고, 플레이어가 **레테에게 어느 것을 떠나보낼지 직접 고른다**(망각 갈림길, 10절).</w:t>
       </w:r>
     </w:p>
     <w:p>
       <w:r>
-        <w:t xml:space="preserve">7. 잃은 기억은 능동 발동을 멈추고, 전투 성향 일부가 잔향 패시브로 남는다.</w:t>
+        <w:t xml:space="preserve">7. 망각된 기억은 능동 발동을 잃지만, 그 자리에 잔향이 남고 **새 시너지/무기 운용 경로가 열린다**(11절). 즉 망각은 약화가 아니라 새 강한 빌드로의 강제 피벗이다.</w:t>
       </w:r>
     </w:p>
     <w:p>
@@ -122,12 +132,12 @@
     </w:p>
     <w:p>
       <w:r>
-        <w:t xml:space="preserve">9. 결손 구간 후 후보 기억 중 1개를 보충해 다시 3슬롯으로 돌아온다.</w:t>
+        <w:t xml:space="preserve">9. 결손 구간 후 후보 기억 중 1개를 보충한다. 이때 직전 망각으로 열린 경로를 따라가면 이전보다 강한 새 정체성이 만들어진다.</w:t>
       </w:r>
     </w:p>
     <w:p>
       <w:r>
-        <w:t xml:space="preserve">10. 이 사이클을 반복하며 최종 결과 화면과 JSON 로그로 감정/공정성/기억 회상을 기록한다.</w:t>
+        <w:t xml:space="preserve">10. 이 사이클을 반복하며 최종 결과 화면과 JSON 로그로 감정/공정성/예측 적중/기억 회상을 기록한다.</w:t>
       </w:r>
     </w:p>
     <w:p>
@@ -163,12 +173,27 @@
     </w:p>
     <w:p>
       <w:r>
-        <w:t xml:space="preserve">- 전술 집중 효과: 쿨다운형 기억은 다음 발동이 당겨지고, 상시/온힛형 기억은 기존 효과만 짧게 강화된다.</w:t>
+        <w:t xml:space="preserve">- 전술 집중 깊이(v0.10 보강): 단순 쿨다운 단축을 넘어 **트레이드오프와 타이밍**을 만든다.</w:t>
       </w:r>
     </w:p>
     <w:p>
       <w:r>
-        <w:t xml:space="preserve">- 설계 의도: 자동전투의 편안함은 유지하되, 플레이어가 자기 빌드를 읽고 작은 타이밍 선택을 할 수 있게 한다.</w:t>
+        <w:t xml:space="preserve">  - 집중에는 짧은 `집중 과열` 쿨이 붙어, 아무 때나 난사할 수 없다.</w:t>
+      </w:r>
+    </w:p>
+    <w:p>
+      <w:r>
+        <w:t xml:space="preserve">  - 시너지가 활성인 기억을 집중하면 해당 시너지가 짧게 증폭된다(콤보 타이밍).</w:t>
+      </w:r>
+    </w:p>
+    <w:p>
+      <w:r>
+        <w:t xml:space="preserve">  - 집중은 해당 기억의 **의존도를 올린다**. 즉 "지금 이 기억을 더 쓰면, 다음 망각에서 그게 떠날 가능성도 커진다"는 작은 판단이 생긴다.</w:t>
+      </w:r>
+    </w:p>
+    <w:p>
+      <w:r>
+        <w:t xml:space="preserve">- 설계 의도: 자동전투의 편안함은 유지하되, 플레이어가 자기 빌드를 읽고 "지금 무엇을 더 기댈지"를 능동적으로 선택하게 한다. 이는 불릿 헤븐 장르의 최대 약점인 수동성을 정면으로 보완한다.</w:t>
       </w:r>
     </w:p>
     <w:p>
@@ -184,7 +209,7 @@
     </w:p>
     <w:p>
       <w:r>
-        <w:t xml:space="preserve">무기는 런 동안 삭제되지 않는 플레이어의 본질이다. 기억이 사라져도 무기는 전투의 기본 감각을 유지하고, 잔향에 따라 후반 운용이 달라진다.</w:t>
+        <w:t xml:space="preserve">무기는 런 동안 삭제되지 않는 플레이어의 본질이다. 기억이 사라져도 무기는 전투의 기본 감각을 유지한다.</w:t>
       </w:r>
     </w:p>
     <w:p>
@@ -209,7 +234,7 @@
     </w:p>
     <w:p>
       <w:r>
-        <w:t xml:space="preserve">현재 프로토타입은 이 2종만 유지한다. 무기 확장은 코어 재미와 Unity 전환 근거가 충분할 때 다시 판단한다.</w:t>
+        <w:t xml:space="preserve">무기 운용은 잔향에 따라 후반에 크게 달라진다(11절). 특정 기억을 떠나보내면 그 기억의 잔향이 무기에 **빌드를 정의할 만한 강화**를 부여하므로, 무기는 "고정"이 아니라 "망각으로 변형되는 본질"이다. 무기 종 수 확장은 코어 재미와 Unity 전환 근거가 충분할 때 다시 판단한다.</w:t>
       </w:r>
     </w:p>
     <w:p>
@@ -225,7 +250,7 @@
     </w:p>
     <w:p>
       <w:r>
-        <w:t xml:space="preserve">현재 기억은 6종이며, 플레이어는 시작 시 3개를 고른다. 기억은 능동 전투 행동이고, 망각되면 능동 발동은 사라지지만 잔향이 남는다.</w:t>
+        <w:t xml:space="preserve">기억은 v0.10에서 **8종**이며, 플레이어는 시작 시 3개를 고른다. 6종에서 8종으로 늘린 이유는 검증 때문이다. 프로토타입이 검증하려는 핵심은 "망각 후 피벗이 재미있는가"인데, 망각 후 보충 풀이 너무 좁으면 피벗 자체를 테스트할 수 없다. 8종 + 4시너지는 피벗이 실제로 "다른 후반 빌드"를 만들 수 있는 최소선이다.</w:t>
       </w:r>
     </w:p>
     <w:p>
@@ -269,6 +294,21 @@
       </w:r>
     </w:p>
     <w:p>
+      <w:r>
+        <w:t xml:space="preserve">| 잿빛 보호막 (신규) | 보호 / 반격 | 생존, 광역 | 주기적 보호막 생성, 파열 시 주변 광역 피해 | 보호막 지속, 광역 피해, 무기 반격 |</w:t>
+      </w:r>
+    </w:p>
+    <w:p>
+      <w:r>
+        <w:t xml:space="preserve">| 망각의 낙인 (신규) | 표식 / 증폭 | 폭딜, 제어 | 위협 적에 낙인, 낙인 대상 받는 피해 증가 + 짧은 약화 | 낙인 지속, 증폭률, 무기 표식 |</w:t>
+      </w:r>
+    </w:p>
+    <w:p>
+      <w:r>
+        <w:t xml:space="preserve">신규 2종은 새 메커니즘이 아니라 **기존 태그(생존·광역·제어·폭딜)의 교차를 늘려 시너지 웹을 촘촘히** 하기 위한 것이다. 즉 망각으로 한 축이 사라져도 다른 축으로 피벗할 길이 생긴다.</w:t>
+      </w:r>
+    </w:p>
+    <w:p>
       <w:pPr>
         <w:pStyle w:val="Heading1"/>
       </w:pPr>
@@ -281,12 +321,12 @@
     </w:p>
     <w:p>
       <w:r>
-        <w:t xml:space="preserve">v0.9의 핵심 보강은 플레이어가 자신이 만든 빌드를 빠르게 알아보는 것이다. 선택 화면과 HUD는 현재 빌드명, 활성 시너지, 의존 중인 기억을 보여준다.</w:t>
+        <w:t xml:space="preserve">v0.10의 핵심은 플레이어가 자신이 만든 빌드를 빠르게 알아보고, 망각 후에도 "다른 문장"으로 다시 작동하는 것을 체감하는 것이다. 선택 화면과 HUD는 현재 빌드명, 활성 시너지, 의존 중인 기억, 그리고 실시간 의존도 미터를 보여준다.</w:t>
       </w:r>
     </w:p>
     <w:p>
       <w:r>
-        <w:t xml:space="preserve">현재 시너지 규칙:</w:t>
+        <w:t xml:space="preserve">시너지 규칙(v0.10에서 3 → 4종):</w:t>
       </w:r>
     </w:p>
     <w:p>
@@ -316,7 +356,12 @@
     </w:p>
     <w:p>
       <w:r>
-        <w:t xml:space="preserve">시너지 목적은 단순 DPS 합산이 아니라, “내 빌드가 어떤 전투 문장으로 작동하는지”를 첫 망각 전 90초 안에 읽히게 하는 것이다.</w:t>
+        <w:t xml:space="preserve">| 각인 연쇄 (신규) | 폭딜 + 제어 | 약화·낙인된 적에게 단발 폭딜 증가 |</w:t>
+      </w:r>
+    </w:p>
+    <w:p>
+      <w:r>
+        <w:t xml:space="preserve">시너지 목적은 단순 DPS 합산이 아니라, "내 빌드가 어떤 전투 문장으로 작동하는지"를 첫 망각 전(약 180초) 안에 읽히게 하는 것이다. 그리고 망각으로 한 시너지가 끊겼을 때, 잔향이 새 시너지 노드를 열어 "다른 문장"으로 갈아탈 수 있어야 한다.</w:t>
       </w:r>
     </w:p>
     <w:p>
@@ -333,11 +378,6 @@
     <w:p>
       <w:r>
         <w:t xml:space="preserve">런 중 성장은 메타 진행이 아니라 해당 런 안에서만 유지되는 선택이다.</w:t>
-      </w:r>
-    </w:p>
-    <w:p>
-      <w:r>
-        <w:t xml:space="preserve">현재 레벨업 선택:</w:t>
       </w:r>
     </w:p>
     <w:p>
@@ -377,7 +417,7 @@
     </w:p>
     <w:p>
       <w:r>
-        <w:t xml:space="preserve">설계 목표는 초반 1-3분을 루즈하지 않게 만들고, 첫 망각 전에 플레이어가 빌드 성장 선택을 최소 2회 이상 체감하게 하는 것이다.</w:t>
+        <w:t xml:space="preserve">설계 목표는 첫 보스(약 180초) 전에 플레이어가 빌드 성장 선택을 **최소 2회, 가급적 3회** 체감하고, 자신의 시너지가 반복 발동하는 것을 보게 하는 것이다. 첫 망각이 너무 일찍 오면 애착이 형성되기 전이라 상실이 "혼란"으로만 읽히므로, 성장 체감 → 애착 → 망각 순서를 보장한다.</w:t>
       </w:r>
     </w:p>
     <w:p>
@@ -428,7 +468,7 @@
     </w:p>
     <w:p>
       <w:r>
-        <w:t xml:space="preserve">보스 사이의 일반 전투는 `숨 고르기`, `압박 상승`, `망각 전조`로 나뉜다. 기억이 2개로 줄어든 결손 상태에서는 `결손 정비`와 `결손 압박`으로 별도 리듬을 사용한다.</w:t>
+        <w:t xml:space="preserve">보스 사이의 일반 전투는 `숨 고르기`, `압박 상승`, `망각 전조`로 나뉜다. `망각 전조` 구간은 실시간 의존도 미터가 켜지는 구간으로, 플레이어가 "무엇이 떠날지" 예감하고 의존도를 분산시키는 선택을 할 수 있게 한다. 기억이 2개로 줄어든 결손 상태에서는 `결손 정비`와 `결손 압박`으로 별도 리듬을 사용한다.</w:t>
       </w:r>
     </w:p>
     <w:p>
@@ -444,32 +484,42 @@
     </w:p>
     <w:p>
       <w:r>
-        <w:t xml:space="preserve">현재 기본 런 길이는 540초이며, 보스 스케줄은 90초, 210초, 360초, 510초다. QA fast 모드는 별도 단축 스케줄을 사용한다.</w:t>
+        <w:t xml:space="preserve">v0.10 기본 런 길이는 **600초**이며, 보스 스케줄은 **180초, 340초, 490초, 600초**다(첫 보스를 90초 → 180초로 미룸). QA fast 모드는 별도 단축 스케줄을 사용한다.</w:t>
       </w:r>
     </w:p>
     <w:p>
       <w:r>
-        <w:t xml:space="preserve">보스 명칭:</w:t>
+        <w:t xml:space="preserve">| 보스 | 시점 | 사이클 의도 |</w:t>
       </w:r>
     </w:p>
     <w:p>
       <w:r>
-        <w:t xml:space="preserve">- 1차: 작은 문지기.</w:t>
+        <w:t xml:space="preserve">| --- | --- | --- |</w:t>
       </w:r>
     </w:p>
     <w:p>
       <w:r>
-        <w:t xml:space="preserve">- 중간 사이클: 기억을 씹는 자 2, 기억을 씹는 자 3.</w:t>
+        <w:t xml:space="preserve">| 작은 문지기 | 180초 | 첫 망각. 애착 형성 후 첫 갈림길 |</w:t>
       </w:r>
     </w:p>
     <w:p>
       <w:r>
-        <w:t xml:space="preserve">- 마지막 사이클: 끝의 문지기.</w:t>
+        <w:t xml:space="preserve">| 기억을 씹는 자 2 | 340초 | 잔향 위 피벗이 자리잡는 구간 |</w:t>
       </w:r>
     </w:p>
     <w:p>
       <w:r>
-        <w:t xml:space="preserve">보스는 3페이즈를 가지며, 전투 후 망각 질문과 의존도 계산을 트리거한다. 현재 기획의 목적은 보스 자체의 완성도가 아니라 “보스 직후 망각 판단이 납득되는가”를 검증하는 것이다.</w:t>
+        <w:t xml:space="preserve">| 기억을 씹는 자 3 | 490초 | 두 번째 피벗, 빌드 재정의 |</w:t>
+      </w:r>
+    </w:p>
+    <w:p>
+      <w:r>
+        <w:t xml:space="preserve">| 끝의 문지기 | 600초 | 결손과 피벗을 거친 빌드의 마무리 |</w:t>
+      </w:r>
+    </w:p>
+    <w:p>
+      <w:r>
+        <w:t xml:space="preserve">보스는 3페이즈를 가지며, 전투 후 망각 갈림길과 의존도 계산을 트리거한다. 현재 기획의 목적은 보스 자체의 완성도가 아니라 "보스 직후 망각 판단이 납득되고, 그 선택이 플레이어의 것이라 느껴지는가"를 검증하는 것이다. (스케줄 숫자는 1-person test 후 튜닝 대상.)</w:t>
       </w:r>
     </w:p>
     <w:p>
@@ -480,42 +530,116 @@
         <w:rPr>
           <w:b/>
         </w:rPr>
-        <w:t xml:space="preserve">10. 의존도 기반 망각</w:t>
+        <w:t xml:space="preserve">10. 의존도 기반 망각 (v0.10 개정)</w:t>
       </w:r>
     </w:p>
     <w:p>
       <w:r>
-        <w:t xml:space="preserve">망각은 단순 딜 1위 삭제가 아니다. 현재 구현은 다음 성분을 합산한다.</w:t>
+        <w:t xml:space="preserve">망각은 단순 딜 1위 삭제가 아니지만, **블랙박스여서도 안 된다.** 상실이 공정하게 느껴지는 유일한 조건은 플레이어가 "왜 이게 떠났는지" 인과를 이해하는 것이다. 따라서 v0.10은 의존도를 **하나의 지배 신호 + 소수 보정**으로 단순화하고, 그 값을 실시간으로 노출한다.</w:t>
+      </w:r>
+    </w:p>
+    <w:p>
+      <w:pPr>
+        <w:pStyle w:val="Heading2"/>
+      </w:pPr>
+      <w:r>
+        <w:rPr>
+          <w:b/>
+        </w:rPr>
+        <w:t xml:space="preserve">10.1 의존도 구성 (단순화)</w:t>
       </w:r>
     </w:p>
     <w:p>
       <w:r>
-        <w:t xml:space="preserve">- 전투 기여: 피해, 처치, 어시스트, 상태 기여.</w:t>
+        <w:t xml:space="preserve">- 지배 신호: **의존·집중 비중** — 그 기억이 전체 피해/처치에서 차지한 비중 + 전술 집중으로 누적된 의존. 이게 의존도의 대부분을 결정한다.</w:t>
       </w:r>
     </w:p>
     <w:p>
       <w:r>
-        <w:t xml:space="preserve">- 보스 기여: 보스 피해, 그로기 피해, 보스 제어.</w:t>
+        <w:t xml:space="preserve">- 보정(소): 보스 기여, 존재 시간. 미세 조정만 담당.</w:t>
       </w:r>
     </w:p>
     <w:p>
       <w:r>
-        <w:t xml:space="preserve">- 대체 불가능성: 총 피해/처치에서 차지한 비중.</w:t>
+        <w:t xml:space="preserve">- 삭제됨: v0.9의 강한 "기억별 삭제 bias 보정"은 제거한다. 이 보정이 예측 가능성을 깨면 Q2 예측 게임 자체가 무너지기 때문이다. 쏠림은 밸런스 단계에서 수치로 조정한다.</w:t>
       </w:r>
     </w:p>
     <w:p>
       <w:r>
-        <w:t xml:space="preserve">- 존재감: 활성 횟수와 전투 중 존재 시간.</w:t>
+        <w:t xml:space="preserve">목표: 주의 깊은 플레이어가 "지금 가장 기댄 게 떠난다"를 거의 정확히 예측할 수 있을 것.</w:t>
+      </w:r>
+    </w:p>
+    <w:p>
+      <w:pPr>
+        <w:pStyle w:val="Heading2"/>
+      </w:pPr>
+      <w:r>
+        <w:rPr>
+          <w:b/>
+        </w:rPr>
+        <w:t xml:space="preserve">10.2 실시간 의존도 미터</w:t>
       </w:r>
     </w:p>
     <w:p>
       <w:r>
-        <w:t xml:space="preserve">- 기억별 삭제 bias: 특정 기억 삭제 쏠림을 낮추기 위한 보정.</w:t>
+        <w:t xml:space="preserve">`망각 전조` 구간에서 각 기억 슬롯 위에 의존도 게이지가 차오른다. 가장 좋아하는 기억의 게이지가 1위로 차오르는 것을 보며 느끼는 불안 — 그것이 개인화된 "망각 전조"이고, 게임의 감정 코어다. 플레이어는 이를 보고 의존도를 분산시키거나, 일부러 더 기대는 선택을 할 수 있다.</w:t>
+      </w:r>
+    </w:p>
+    <w:p>
+      <w:pPr>
+        <w:pStyle w:val="Heading2"/>
+      </w:pPr>
+      <w:r>
+        <w:rPr>
+          <w:b/>
+        </w:rPr>
+        <w:t xml:space="preserve">10.3 망각 갈림길 (핵심 신규)</w:t>
       </w:r>
     </w:p>
     <w:p>
       <w:r>
-        <w:t xml:space="preserve">결과 화면은 사라진 행동, 남은 잔향, 의존도 상세, 예측 적중 여부를 분리해 보여준다. 목표는 “내가 기대고 싸운 기억이 사라졌다”가 읽히되, 플레이어가 억울함보다 후회와 피벗 욕구를 느끼게 하는 것이다.</w:t>
+        <w:t xml:space="preserve">보스 처치 후, 시스템은 **의존도 상위 2개**를 제시하고 **플레이어가 어느 것을 레테에게 떠나보낼지 직접 고른다.** "빼앗겼다"를 "내가 떠나보냈다"로 바꾸는 것이 v0.10의 가장 큰 설계 변경이다(행위 주체성 주입).</w:t>
+      </w:r>
+    </w:p>
+    <w:p>
+      <w:r>
+        <w:t xml:space="preserve">단, 선택에는 진짜 긴장이 있어야 한다(그냥 2순위를 버리면 무의미해지므로):</w:t>
+      </w:r>
+    </w:p>
+    <w:p>
+      <w:r>
+        <w:t xml:space="preserve">- **1순위(가장 기댄 기억)를 떠나보내면:** 잔향이 강하게 남고 **새 시너지/무기 경로가 열린다.** 단기적으로는 더 힘들지만, 보충 시 더 강한 새 정체성으로 피벗할 수 있다. (용기 있는 선택)</w:t>
+      </w:r>
+    </w:p>
+    <w:p>
+      <w:r>
+        <w:t xml:space="preserve">- **1순위를 지키고 2순위를 떠나보내면:** 익숙함은 유지되지만 잔향이 약하고 새 경로가 좁다. 압박은 계속 누적된다. (안전한 정체)</w:t>
+      </w:r>
+    </w:p>
+    <w:p>
+      <w:r>
+        <w:t xml:space="preserve">즉 망각은 "잘 쓴 걸 처벌"이 아니라 **"기댄 것을 놓아줄 용기에 보상"** 하는 구조가 된다. 이는 Balatro의 Gros Michel→Cavendish 원리(파괴가 더 강한 것으로 가는 문)를 플레이어 선택으로 만든 것이다.</w:t>
+      </w:r>
+    </w:p>
+    <w:p>
+      <w:pPr>
+        <w:pStyle w:val="Heading2"/>
+      </w:pPr>
+      <w:r>
+        <w:rPr>
+          <w:b/>
+        </w:rPr>
+        <w:t xml:space="preserve">10.4 (선택) 기억 봉인</w:t>
+      </w:r>
+    </w:p>
+    <w:p>
+      <w:r>
+        <w:t xml:space="preserve">확장 옵션으로, 런당 1회 보스 전에 한 기억을 `봉인`해 다음 갈림길의 후보에서 제외할 수 있다. 단 봉인하면 그 사이클의 새 경로(잔향 강화)도 함께 닫힌다. 1-person test에서 갈림길만으로 주체성이 충분하면 봉인은 도입하지 않는다.</w:t>
+      </w:r>
+    </w:p>
+    <w:p>
+      <w:r>
+        <w:t xml:space="preserve">결과 화면은 사라진 행동, 남은 잔향, 의존도 상세, **플레이어의 선택**, 예측 적중 여부를 분리해 보여준다.</w:t>
       </w:r>
     </w:p>
     <w:p>
@@ -526,22 +650,37 @@
         <w:rPr>
           <w:b/>
         </w:rPr>
-        <w:t xml:space="preserve">11. 잔향과 기억 보충</w:t>
+        <w:t xml:space="preserve">11. 잔향과 기억 보충 (v0.10 개정)</w:t>
       </w:r>
     </w:p>
     <w:p>
       <w:r>
-        <w:t xml:space="preserve">망각된 기억은 능동 발동을 100% 잃는다. 대신 전투 성향 일부가 잔향으로 남아 다음 빌드 방향을 밀어준다.</w:t>
+        <w:t xml:space="preserve">망각된 기억은 능동 발동을 100% 잃는다. v0.9에서 잔향은 `echoPower = 0.50`의 약화된 패시브였고, 결과 화면도 이를 "보상이 아닌 변형"으로 못박았다. 문제는 이 구조가 순수 하향이라 "상실을 기분 좋게" 만드는 장르 정답(Hades: 한 판도 헛되지 않게 / Balatro: 상실이 더 강한 것의 문)과 충돌한다는 점이다.</w:t>
       </w:r>
     </w:p>
     <w:p>
       <w:r>
-        <w:t xml:space="preserve">현재 기본 잔향 파워 다이얼은 `echoPower = 0.50`이다. 잔향은 완전 보상이 아니라 상실 후 변형이다. 따라서 결과 화면은 “삭제 보상”보다 “사라진 행동과 남은 흔적”을 분리해 표현한다.</w:t>
+        <w:t xml:space="preserve">v0.10에서 잔향은 두 층으로 작동한다:</w:t>
       </w:r>
     </w:p>
     <w:p>
       <w:r>
-        <w:t xml:space="preserve">망각 후에는 75초 결손 생존을 진행한다. 이 구간은 기억 2개와 잔향만으로 버티는 post-loss challenge이며, 완료 후 후보 기억을 하나 골라 3슬롯으로 복귀한다. 복귀는 이전 빌드의 원상복구가 아니라 잔향 위에 새 방향이 붙는 피벗이어야 한다.</w:t>
+        <w:t xml:space="preserve">- **잔향 패시브:** 전투 성향 일부가 남는다. `echoPower`는 여전히 다이얼(기본 0.50)이지만, 이것만으로 완전 보상하려 하지 않는다.</w:t>
+      </w:r>
+    </w:p>
+    <w:p>
+      <w:r>
+        <w:t xml:space="preserve">- **잔향 해금(신규):** 떠나보낸 기억은 **새 시너지 노드 또는 무기 빌드 강화 경로**를 연다. 1순위를 떠나보냈을 경우 이 해금이 강하게 작동한다. 즉 잔향 = "약해진 연속"이 아니라 "다음 강한 빌드로 가는 문".</w:t>
+      </w:r>
+    </w:p>
+    <w:p>
+      <w:r>
+        <w:t xml:space="preserve">망각 후에는 75초 결손 생존을 진행한다. 이 구간은 기억 2개와 잔향만으로 버티는 post-loss challenge다. 완료 후 후보 기억을 하나 골라 3슬롯으로 복귀하되, 직전 망각이 연 경로를 따르면 이전 빌드의 원상복구가 아니라 **잔향 위에 붙는 더 강한 새 방향**이 된다.</w:t>
+      </w:r>
+    </w:p>
+    <w:p>
+      <w:r>
+        <w:t xml:space="preserve">설계 핵심: 플레이어가 결과 화면에서 "내가 X를 놓아줬더니, 이제 Y 빌드를 할 수 있겠다"는 피벗 욕구를 느껴야 한다. "그냥 약해졌다"가 아니라.</w:t>
       </w:r>
     </w:p>
     <w:p>
@@ -557,7 +696,7 @@
     </w:p>
     <w:p>
       <w:r>
-        <w:t xml:space="preserve">현재 UI가 반드시 보여야 하는 정보:</w:t>
+        <w:t xml:space="preserve">UI가 반드시 보여야 하는 정보:</w:t>
       </w:r>
     </w:p>
     <w:p>
@@ -572,22 +711,32 @@
     </w:p>
     <w:p>
       <w:r>
-        <w:t xml:space="preserve">- 기억 슬롯: 선명도, 의존도, 전술 집중 가능 상태.</w:t>
+        <w:t xml:space="preserve">- 기억 슬롯: 선명도, **실시간 의존도 미터(망각 전조 구간)**, 전술 집중 가능/과열 상태.</w:t>
       </w:r>
     </w:p>
     <w:p>
       <w:r>
-        <w:t xml:space="preserve">- 망각 결과: 사라진 행동, 잔향 변형, 결손 생존 안내.</w:t>
+        <w:t xml:space="preserve">- 망각 갈림길: 의존도 상위 2개, 각 선택지의 결과 예고(잔향 강도 / 새 경로 유무), 플레이어 선택 입력.</w:t>
       </w:r>
     </w:p>
     <w:p>
       <w:r>
-        <w:t xml:space="preserve">- 최종 결과: Q1 아쉬움, Q2 납득도, Q3 사라진 기억 이름 회상.</w:t>
+        <w:t xml:space="preserve">- 망각 결과: 떠나보낸 행동, 잔향 변형, **열린 새 경로**, 결손 생존 안내.</w:t>
       </w:r>
     </w:p>
     <w:p>
       <w:r>
-        <w:t xml:space="preserve">JSON 로그는 `playtest`, `runGrowth`, `runTimeline`, `buildIdentity`, `tacticalFocus`, `danger`, `death`, `echoTransformation`, 질문/예측/망각 결과를 포함한다.</w:t>
+        <w:t xml:space="preserve">- 망각 연출: 망각의 순간은 게임의 감정 절정이므로 **고임팩트 시청각 이벤트**로 처리한다(화면 효과·사운드·시간 정지감). 고강도 효과는 이 순간에 아껴 쓴다. 추상 미니멀 네온 방향과 정합되게.</w:t>
+      </w:r>
+    </w:p>
+    <w:p>
+      <w:r>
+        <w:t xml:space="preserve">- 최종 결과: Q1 아쉬움, Q2 납득도, Q3 사라진 기억 이름 회상, **Q4 예측 적중률**.</w:t>
+      </w:r>
+    </w:p>
+    <w:p>
+      <w:r>
+        <w:t xml:space="preserve">JSON 로그는 `playtest`, `runGrowth`, `runTimeline`, `buildIdentity`, `tacticalFocus`, `danger`, `death`, `echoTransformation`, `forkChoice`(갈림길 선택), `predictionAccuracy`(예측 적중), 질문/예측/망각 결과를 포함한다.</w:t>
       </w:r>
     </w:p>
     <w:p>
@@ -598,42 +747,22 @@
         <w:rPr>
           <w:b/>
         </w:rPr>
-        <w:t xml:space="preserve">13. 검증 기준</w:t>
+        <w:t xml:space="preserve">13. 검증 기준 (v0.10 개정)</w:t>
       </w:r>
     </w:p>
     <w:p>
       <w:r>
-        <w:t xml:space="preserve">현재 자동 검증은 감정을 확정하지 않는다. AI 지표는 수렴/불공정/리듬 문제를 찾는 planning evidence이고, browser QA는 구현 흐름 증거다. 인간 감정과 Unity 전환 가능성은 사람 플레이테스트로 판단한다.</w:t>
+        <w:t xml:space="preserve">자동 검증은 감정을 확정하지 않는다. 특히 **AI Alpha Fun Score는 v0.9보다 더 강하게 의심한다.** fun, 그중에서도 "강제 상실이 기분 나쁜가"는 시뮬레이션으로 측정 불가에 가깝다. 0.89 같은 점수가 1-person test 전에 거짓 자신감을 주면 안 된다. AI 지표는 수렴/불공정/리듬 문제를 찾는 planning evidence, browser QA는 구현 흐름 증거일 뿐이다.</w:t>
       </w:r>
     </w:p>
     <w:p>
       <w:r>
-        <w:t xml:space="preserve">현재 통과한 주요 게이트:</w:t>
+        <w:t xml:space="preserve">기존 통과 게이트(v0.9): `ai:test:quick`, `ai:test`, `qa:postloss:trusted`, `qa:tactical:trusted`. v0.10에서는 여기에 갈림길/의존도 미터/예측 적중 로깅 QA를 추가한다.</w:t>
       </w:r>
     </w:p>
     <w:p>
       <w:r>
-        <w:t xml:space="preserve">- `npm run ai:test:quick`: GO_CANDIDATE, Alpha Fun Score 0.8904, earlyChoiceInterest 0.7684, tacticalFocusAgency 0.7309.</w:t>
-      </w:r>
-    </w:p>
-    <w:p>
-      <w:r>
-        <w:t xml:space="preserve">- `npm run ai:test`: GO_CANDIDATE, Alpha Fun Score 0.8937.</w:t>
-      </w:r>
-    </w:p>
-    <w:p>
-      <w:r>
-        <w:t xml:space="preserve">- `npm run qa:postloss:trusted`: post-loss challenge와 refill 흐름 통과.</w:t>
-      </w:r>
-    </w:p>
-    <w:p>
-      <w:r>
-        <w:t xml:space="preserve">- `npm run qa:tactical:trusted`: 전술 집중 사용, payload, UI 표시 통과.</w:t>
-      </w:r>
-    </w:p>
-    <w:p>
-      <w:r>
-        <w:t xml:space="preserve">다음 controlled 1-person test에서 볼 질문:</w:t>
+        <w:t xml:space="preserve">controlled 1-person test에서 볼 질문:</w:t>
       </w:r>
     </w:p>
     <w:p>
@@ -643,22 +772,32 @@
     </w:p>
     <w:p>
       <w:r>
-        <w:t xml:space="preserve">- 전술 집중이 자동전투 안의 작은 선택으로 읽히는가?</w:t>
+        <w:t xml:space="preserve">- 첫 망각(180초) 전에 "잃을 만큼 애착이 생긴" 빌드 정체성이 형성됐는가?</w:t>
       </w:r>
     </w:p>
     <w:p>
       <w:r>
-        <w:t xml:space="preserve">- 망각 직후 결손 생존이 아쉬움/긴장으로 읽히는가, 짜증으로 읽히는가?</w:t>
+        <w:t xml:space="preserve">- 망각 갈림길이 "빼앗김"이 아니라 "내 선택"으로 읽히는가?</w:t>
       </w:r>
     </w:p>
     <w:p>
       <w:r>
-        <w:t xml:space="preserve">- 잔향과 기억 보충이 원상복구가 아니라 상실 후 피벗으로 이해되는가?</w:t>
+        <w:t xml:space="preserve">- **예측 적중률** — 플레이어가 떠날 기억을 정확히 예측했는가? (공정성·가독성의 핵심 프록시)</w:t>
       </w:r>
     </w:p>
     <w:p>
       <w:r>
-        <w:t xml:space="preserve">- HTML 프로토타입인데도 다른 빌드를 다시 해보고 싶은가?</w:t>
+        <w:t xml:space="preserve">- 1순위를 떠나보내는 선택이 "손해"가 아니라 "더 강한 피벗"으로 읽히는가?</w:t>
+      </w:r>
+    </w:p>
+    <w:p>
+      <w:r>
+        <w:t xml:space="preserve">- 잔향과 보충이 원상복구가 아니라 상실 후 새 정체성으로 이해되는가?</w:t>
+      </w:r>
+    </w:p>
+    <w:p>
+      <w:r>
+        <w:t xml:space="preserve">주의: 현재 콘텐츠(8종)에서도 "다시 해보고 싶은가(replayability)" 질문은 신중히 해석한다. 장르의 재플레이 엔진(메타 진행 + 조합 폭발)을 의도적으로 뺐으므로, 이 단계에서 검증할 것은 재플레이성 자체가 아니라 **"망각 + 선택 + 피벗이 감정적으로 작동하는가"** 다.</w:t>
       </w:r>
     </w:p>
     <w:p>
@@ -674,7 +813,7 @@
     </w:p>
     <w:p>
       <w:r>
-        <w:t xml:space="preserve">다음 항목은 GPT나 사용자가 명시적으로 범위를 바꾸기 전까지 구현하지 않는다.</w:t>
+        <w:t xml:space="preserve">다음 항목은 명시적으로 범위를 바꾸기 전까지 구현하지 않는다.</w:t>
       </w:r>
     </w:p>
     <w:p>
@@ -694,7 +833,7 @@
     </w:p>
     <w:p>
       <w:r>
-        <w:t xml:space="preserve">- 현재 6개를 초과하는 기억.</w:t>
+        <w:t xml:space="preserve">- **8개**를 초과하는 기억(v0.10에서 6 → 8로만 확장).</w:t>
       </w:r>
     </w:p>
     <w:p>
@@ -714,7 +853,7 @@
     </w:p>
     <w:p>
       <w:r>
-        <w:t xml:space="preserve">- 기억 합성, 강화, 업그레이드 시스템.</w:t>
+        <w:t xml:space="preserve">- 기억 합성, 강화, 업그레이드 시스템(잔향 해금은 망각 사이클의 일부이므로 별개).</w:t>
       </w:r>
     </w:p>
     <w:p>
@@ -740,7 +879,7 @@
     </w:p>
     <w:p>
       <w:r>
-        <w:t xml:space="preserve">Unity 전환은 현재 자동 지표만으로 결정하지 않는다. 최소 조건은 다음과 같다.</w:t>
+        <w:t xml:space="preserve">Unity 전환은 자동 지표만으로 결정하지 않는다. 최소 조건:</w:t>
       </w:r>
     </w:p>
     <w:p>
@@ -750,17 +889,22 @@
     </w:p>
     <w:p>
       <w:r>
-        <w:t xml:space="preserve">- 첫 망각까지 도달한 플레이어가 “짜증”보다 “아까움/후회/납득”에 가깝게 말한다.</w:t>
+        <w:t xml:space="preserve">- 첫 망각에 도달한 플레이어가 "짜증"보다 "아까움/후회/납득"에 가깝게 말한다.</w:t>
       </w:r>
     </w:p>
     <w:p>
       <w:r>
-        <w:t xml:space="preserve">- 망각 후 잔향과 보충이 완전한 무효화가 아니라 상실 후 적응으로 읽힌다.</w:t>
+        <w:t xml:space="preserve">- 망각 갈림길이 "빼앗김"이 아니라 "내 선택"으로 인식된다.</w:t>
       </w:r>
     </w:p>
     <w:p>
       <w:r>
-        <w:t xml:space="preserve">- 일부 플레이어가 다른 기억 조합이나 무기로 다시 해보고 싶다고 말한다.</w:t>
+        <w:t xml:space="preserve">- 예측 적중률이 충분히 높아, 망각이 랜덤이 아니라 납득 가능한 것으로 느껴진다.</w:t>
+      </w:r>
+    </w:p>
+    <w:p>
+      <w:r>
+        <w:t xml:space="preserve">- 일부 플레이어가 다른 기억 조합·무기·갈림길 선택으로 다시 해보고 싶다고 말한다.</w:t>
       </w:r>
     </w:p>
     <w:p>
@@ -776,32 +920,103 @@
         <w:rPr>
           <w:b/>
         </w:rPr>
-        <w:t xml:space="preserve">16. 문서 차이 정리</w:t>
+        <w:t xml:space="preserve">16. 문서 차이 정리 (v0.9 → v0.10)</w:t>
       </w:r>
     </w:p>
     <w:p>
       <w:r>
-        <w:t xml:space="preserve">기존 v6 DOCX와 현재 게임은 같지 않았다. 가장 큰 차이는 다음과 같다.</w:t>
+        <w:t xml:space="preserve">- v0.9는 망각을 강제 부과 + 0.50 약화 잔향으로 두었고, 이는 "최적 플레이 처벌 + 순수 하향"이라 장르 성공작의 손실 처리 정답과 충돌했다. v0.10은 망각을 **갈림길 선택 + 잔향 해금(새 경로)** 으로 바꿔 "놓아줄 용기에 보상"하는 구조로 전환했다.</w:t>
       </w:r>
     </w:p>
     <w:p>
       <w:r>
-        <w:t xml:space="preserve">- 기존 문서는 v0.2 1회 망각 검증 중심이었고, 현재 게임은 v0.9 release-feel 루프다.</w:t>
+        <w:t xml:space="preserve">- 첫 망각을 90초 → 180초로 미뤄, 애착 형성 후 상실이 오도록 했다(v0.9의 "90초 안에 정체성을 읽히게"와 "90초에 망각" 사이의 내부 모순 해소).</w:t>
       </w:r>
     </w:p>
     <w:p>
       <w:r>
-        <w:t xml:space="preserve">- 현재 게임에는 런 중 레벨업, 빌드 정체성, 압박 리듬, post-loss challenge, 기억 보충, 전술 집중이 구현되어 있다.</w:t>
+        <w:t xml:space="preserve">- 검증 가능성을 위해 기억 6 → 8종, 시너지 3 → 4종으로 확장(피벗 공간 확보).</w:t>
       </w:r>
     </w:p>
     <w:p>
       <w:r>
-        <w:t xml:space="preserve">- 기존 문서에는 메타 진행과 완성형 확장 방향이 포함되어 있었지만, 현재 프로토타입 범위에서는 명시적으로 제외한다.</w:t>
+        <w:t xml:space="preserve">- 의존도를 5성분 블랙박스에서 **단일 지배 신호 + 실시간 미터**로 단순화·가시화하고, 예측을 깨던 삭제 bias 보정을 제거했다.</w:t>
       </w:r>
     </w:p>
     <w:p>
       <w:r>
-        <w:t xml:space="preserve">- 현재 검증 기준은 AI/browser gate 통과 후 controlled 1-person playtest이며, Unity 전환은 아직 판단하지 않는다.</w:t>
+        <w:t xml:space="preserve">- 전술 집중에 과열 쿨·시너지 증폭·의존도 상승이라는 트레이드오프를 추가해 "작은 진짜 선택"으로 만들었다.</w:t>
+      </w:r>
+    </w:p>
+    <w:p>
+      <w:r>
+        <w:t xml:space="preserve">- AI fun score를 더 강하게 의심하도록 검증 기준을 조정하고, 예측 적중률을 핵심 지표로 추가했다.</w:t>
+      </w:r>
+    </w:p>
+    <w:p>
+      <w:pPr>
+        <w:pStyle w:val="Heading1"/>
+      </w:pPr>
+      <w:r>
+        <w:rPr>
+          <w:b/>
+        </w:rPr>
+        <w:t xml:space="preserve">17. 이번 개정 구현 체크리스트</w:t>
+      </w:r>
+    </w:p>
+    <w:p>
+      <w:r>
+        <w:t xml:space="preserve">플레이테스트 전에 구현해야 할 변경(우선순위 순):</w:t>
+      </w:r>
+    </w:p>
+    <w:p>
+      <w:r>
+        <w:t xml:space="preserve">1. **망각 갈림길**: 보스 후 의존도 상위 2개 제시 → 플레이어 선택 → 선택별 잔향 강도·새 경로 분기. (10.3, 11)</w:t>
+      </w:r>
+    </w:p>
+    <w:p>
+      <w:r>
+        <w:t xml:space="preserve">2. **잔향 해금**: 떠나보낸 기억이 새 시너지 노드/무기 강화 경로를 여는 로직. 1순위 선택 시 강하게. (11)</w:t>
+      </w:r>
+    </w:p>
+    <w:p>
+      <w:r>
+        <w:t xml:space="preserve">3. **첫 보스 180초**로 스케줄 변경, 런 600초·보스 180/340/490/600. (9)</w:t>
+      </w:r>
+    </w:p>
+    <w:p>
+      <w:r>
+        <w:t xml:space="preserve">4. **실시간 의존도 미터** HUD + `망각 전조` 구간 노출. (10.2, 12)</w:t>
+      </w:r>
+    </w:p>
+    <w:p>
+      <w:r>
+        <w:t xml:space="preserve">5. **의존도 단순화**: 의존·집중 비중을 지배 신호로, bias 보정 제거. (10.1)</w:t>
+      </w:r>
+    </w:p>
+    <w:p>
+      <w:r>
+        <w:t xml:space="preserve">6. **신규 기억 2종**(잿빛 보호막, 망각의 낙인) + **4번째 시너지**(각인 연쇄). (5, 6)</w:t>
+      </w:r>
+    </w:p>
+    <w:p>
+      <w:r>
+        <w:t xml:space="preserve">7. **전술 집중 트레이드오프**(과열 쿨, 시너지 증폭, 의존도 상승). (3)</w:t>
+      </w:r>
+    </w:p>
+    <w:p>
+      <w:r>
+        <w:t xml:space="preserve">8. **로그·결과 화면**에 `forkChoice`, `predictionAccuracy`, 새 경로 표시 추가. (12)</w:t>
+      </w:r>
+    </w:p>
+    <w:p>
+      <w:r>
+        <w:t xml:space="preserve">9. **망각 연출** 고임팩트 시청각 이벤트화. (12)</w:t>
+      </w:r>
+    </w:p>
+    <w:p>
+      <w:r>
+        <w:t xml:space="preserve">테스트 우선 관찰 포인트: 첫 망각(180초)의 감정, 갈림길이 "내 선택"으로 읽히는지, 예측 적중률, 1순위를 놓아줬을 때 피벗이 더 강하게 느껴지는지.</w:t>
       </w:r>
     </w:p>
     <w:sectPr>

--- a/docs/LETHE_망각의_군주_완성형_기획서_v6.docx
+++ b/docs/LETHE_망각의_군주_완성형_기획서_v6.docx
@@ -15,7 +15,7 @@
     </w:p>
     <w:p>
       <w:r>
-        <w:t xml:space="preserve">HTML 프로토타입 기획서 v0.10</w:t>
+        <w:t xml:space="preserve">HTML 프로토타입 기획서 v0.11</w:t>
       </w:r>
     </w:p>
     <w:p>
@@ -25,12 +25,22 @@
     </w:p>
     <w:p>
       <w:r>
-        <w:t xml:space="preserve">이 문서는 `LETHE_망각의_군주_프로토타입_기획서_v0.9.md`를 장르 성공작 데이터(불릿 헤븐 / 로그라이트) 기반 피드백을 반영해 개정한 설계안이다. v0.9 대비 변경의 핵심은 망각을 "최적 플레이에 대한 처벌"에서 "선택을 통한 강제 피벗"으로 바꾸고, 피벗이 의미 있도록 빌드 공간을 넓힌 것이다.</w:t>
+        <w:t xml:space="preserve">이 문서는 v0.10을 "성장하는 맛"과 "단순한 멘탈 모델"을 기준으로 재구성한 설계안이다. 핵심 변경은 세 가지다. (1) 기억을 시작에 고정 선택하는 대신 사냥하며 획득한다(뱀서식 성장 엔진). (2) 망각은 "잃음"이 아니라 "능동 기억이 무기에 영구 잔향으로 새겨지는 전환"이다. (3) 무기에 쌓인 잔향들이 조합되면 무기가 진화한다(뱀서식 무기 진화).</w:t>
       </w:r>
     </w:p>
     <w:p>
       <w:r>
-        <w:t xml:space="preserve">중요: 이 문서는 **목표 설계(v0.10 target)** 를 기술하며, 2026-06-04 Codex 구현으로 HTML 프로토타입의 1차 v0.10 슬라이스가 반영되었다. 단, 브라우저 QA와 controlled 1-person playtest 검증은 아직 남아 있다.</w:t>
+        <w:t xml:space="preserve">핵심 멘탈 모델 한 줄:</w:t>
+      </w:r>
+    </w:p>
+    <w:p>
+      <w:r>
+        <w:t xml:space="preserve">&gt; 무기는 영구 본체, 기억은 사냥으로 얻는 흐르는 능동 빌드, 잔향은 망각된 기억이 무기에 영구히 새겨진 흔적이다. 능동 기억은 보스에서 무기로 흘러들어 잔향이 되고, 잔향들이 조합되면 무기가 진화한다.</w:t>
+      </w:r>
+    </w:p>
+    <w:p>
+      <w:r>
+        <w:t xml:space="preserve">이 문서는 목표 설계(v0.11 target)이자 현재 구현 기준 문서다. 2026-06-04 기준 HTML 프로토타입은 v0.11 1차 슬라이스를 구현했으며, controlled 1-person browser playtest로 성장/망각/무기 진화 체감을 검증한다.</w:t>
       </w:r>
     </w:p>
     <w:p>
@@ -46,12 +56,12 @@
     </w:p>
     <w:p>
       <w:r>
-        <w:t xml:space="preserve">- 현재 빌드: LETHE HTML Alpha v0.10.</w:t>
+        <w:t xml:space="preserve">- 현재 빌드: LETHE HTML Alpha v0.11.</w:t>
       </w:r>
     </w:p>
     <w:p>
       <w:r>
-        <w:t xml:space="preserve">- 목표 빌드: v0.10 (이 문서 기준).</w:t>
+        <w:t xml:space="preserve">- 목표 빌드: v0.11 (이 문서 기준 1차 구현 완료).</w:t>
       </w:r>
     </w:p>
     <w:p>
@@ -61,22 +71,17 @@
     </w:p>
     <w:p>
       <w:r>
-        <w:t xml:space="preserve">- 핵심 검증 질문: 플레이어가 가장 의존한 기억을 망각 갈림길에서 떠나보냈을 때, 그 경험이 짜증보다 아쉬움, 납득, 그리고 새 빌드로의 피벗 욕구에 가까운가?</w:t>
+        <w:t xml:space="preserve">- 핵심 검증 질문: 사냥으로 기억을 얻고(성장) → 기댄 기억을 보스에서 무기에 새기고 → 잔향이 조합되어 무기가 진화하는 이 루프가, 짜증이 아니라 "성장한다 / 잊은 것이 무기에 쌓인다 / 다음 빌드로 피벗하고 싶다"로 읽히는가?</w:t>
       </w:r>
     </w:p>
     <w:p>
       <w:r>
-        <w:t xml:space="preserve">- 최신 상태: v0.10 1차 구현은 들어갔지만, 브라우저 QA는 현재 환경의 `CHROME_PATH` 미설정으로 시작하지 못했다. AI fun score는 "강제 상실이 기분 나쁜가"라는 질문에 대해 신뢰도가 매우 낮은 지표로 취급한다(13절).</w:t>
+        <w:t xml:space="preserve">- 최신 상태: 시작 기억 1개, 레벨업 기억 획득/강화/런 성장, 가중 랜덤 망각, 망각 확률 미터, 잔향 레벨, `피의 늪`/`파쇄 각인` 무기 진화, v0.11 로그 필드가 구현됐다. 브라우저 QA는 이 환경의 Chrome/`CHROME_PATH` 문제로 trusted-local 검증이 필요하다.</w:t>
       </w:r>
     </w:p>
     <w:p>
       <w:r>
-        <w:t xml:space="preserve">- 다음 판단 단계: v0.10 브라우저 QA 후 controlled 1-person browser playtest. 아직 Unity 전환 판정이나 broad public test 단계가 아니다.</w:t>
-      </w:r>
-    </w:p>
-    <w:p>
-      <w:r>
-        <w:t xml:space="preserve">- 범위 원칙: 상점, 메타 진행, 새 지역, 새 무기, 새 적, 최종 보스 완성, 다영역 구조는 추가하지 않는다. 기억은 검증 가능성 확보를 위해 6 → 8종으로만 확장한다(5·17절).</w:t>
+        <w:t xml:space="preserve">- 다음 판단 단계: controlled 1-person browser playtest. Unity 전환은 아직 판단하지 않는다.</w:t>
       </w:r>
     </w:p>
     <w:p>
@@ -87,57 +92,57 @@
         <w:rPr>
           <w:b/>
         </w:rPr>
-        <w:t xml:space="preserve">2. 현재 플레이 루프</w:t>
+        <w:t xml:space="preserve">2. 핵심 플레이 루프</w:t>
       </w:r>
     </w:p>
     <w:p>
       <w:r>
-        <w:t xml:space="preserve">1. 시작 화면에서 무기 1개와 기억 3개를 고른다.</w:t>
+        <w:t xml:space="preserve">1. 시작 화면에서 **무기 1개**를 고르고, **시작 기억 1개**를 받는다.</w:t>
       </w:r>
     </w:p>
     <w:p>
       <w:r>
-        <w:t xml:space="preserve">2. 전투 중 플레이어는 이동만 직접 조작한다. 기본 공격과 기억 발동은 자동이다.</w:t>
+        <w:t xml:space="preserve">2. 사냥한다. 적을 처치하면 XP를 얻고, 레벨업 시 3지선다로 **새 기억 획득 / 보유 기억 강화 / 런 성장(스탯)** 중 고른다(뱀서식). 활성 기억은 최대 3개까지 채운다.</w:t>
       </w:r>
     </w:p>
     <w:p>
       <w:r>
-        <w:t xml:space="preserve">3. 적을 처치하면 XP를 얻고, 런 중 레벨업 3지선다를 선택한다.</w:t>
+        <w:t xml:space="preserve">3. 활성 기억들이 태그를 공유하면 활성 시너지가 켜지고, 빌드가 "전투 문장"으로 작동하기 시작한다.</w:t>
       </w:r>
     </w:p>
     <w:p>
       <w:r>
-        <w:t xml:space="preserve">4. 첫 보스 전까지(약 180초) 플레이어는 레벨업 2~3회와 자신의 시너지가 반복 발동하는 것을 충분히 본다. 이 구간의 목적은 "잃을 만큼 애착이 생기는" 빌드 정체성 형성이다.</w:t>
+        <w:t xml:space="preserve">4. 첫 보스(약 180초)까지 플레이어는 기억을 1 → 3개로 키우고, 레벨업을 2~3회 체감하며, 자기 빌드에 애착을 갖는다.</w:t>
       </w:r>
     </w:p>
     <w:p>
       <w:r>
-        <w:t xml:space="preserve">5. 전투 압박은 `숨 고르기`, `압박 상승`, `망각 전조`로 상승한다. `망각 전조` 구간에서는 각 기억의 **실시간 의존도 미터**가 HUD에 노출되어, 무엇을 가장 기대고 있는지가 눈에 보인다.</w:t>
+        <w:t xml:space="preserve">5. 보스를 처치하면 **가중 랜덤 망각**이 발동한다. 가장 많이 기댄 기억이 가장 높은 확률로 떠나지만 100%는 아니다(10절).</w:t>
       </w:r>
     </w:p>
     <w:p>
       <w:r>
-        <w:t xml:space="preserve">6. 보스 처치 후 시스템은 의존도 상위 2개 기억을 제시하고, 플레이어가 **레테에게 어느 것을 떠나보낼지 직접 고른다**(망각 갈림길, 10절).</w:t>
+        <w:t xml:space="preserve">6. 망각된 기억은 사라지는 게 아니라 **무기에 잔향으로 새겨진다.** 능동 발동(버튼)은 잃지만, 무기에 영구 패시브가 붙는다(11절).</w:t>
       </w:r>
     </w:p>
     <w:p>
       <w:r>
-        <w:t xml:space="preserve">7. 망각된 기억은 능동 발동을 잃지만, 그 자리에 잔향이 남고 **새 시너지/무기 운용 경로가 열린다**(11절). 즉 망각은 약화가 아니라 새 강한 빌드로의 강제 피벗이다.</w:t>
+        <w:t xml:space="preserve">7. 비워진 슬롯을 다시 사냥으로 채우며, 강해진 무기 위에서 다른 방향으로 피벗한다.</w:t>
       </w:r>
     </w:p>
     <w:p>
       <w:r>
-        <w:t xml:space="preserve">8. 플레이어는 75초 동안 기억 2개와 잔향만으로 결손 생존 구간을 버틴다.</w:t>
+        <w:t xml:space="preserve">8. 잔향이 쌓여 특정 태그 조합을 이루면 **무기가 진화한다**(11.3). 이게 성장의 정점이다.</w:t>
       </w:r>
     </w:p>
     <w:p>
       <w:r>
-        <w:t xml:space="preserve">9. 결손 구간 후 후보 기억 중 1개를 보충한다. 이때 직전 망각으로 열린 경로를 따라가면 이전보다 강한 새 정체성이 만들어진다.</w:t>
+        <w:t xml:space="preserve">9. 75초 결손 생존 → 보충 → 다음 보스로 이 사이클을 반복한다.</w:t>
       </w:r>
     </w:p>
     <w:p>
       <w:r>
-        <w:t xml:space="preserve">10. 이 사이클을 반복하며 최종 결과 화면과 JSON 로그로 감정/공정성/예측 적중/기억 회상을 기록한다.</w:t>
+        <w:t xml:space="preserve">10. 런 끝에 무기는 플레이어가 잊은 모든 것의 잔향으로 진화해 있다. 최종 결과 화면과 JSON 로그로 성장/감정/예측/회상을 기록한다.</w:t>
       </w:r>
     </w:p>
     <w:p>
@@ -158,42 +163,37 @@
     </w:p>
     <w:p>
       <w:r>
-        <w:t xml:space="preserve">- 기본 공격: 선택 무기에 따라 자동 발동.</w:t>
+        <w:t xml:space="preserve">- 기본 공격: 선택 무기에 따라 자동. 무기 진화 시 기본 공격의 거동 자체가 바뀐다(11.3).</w:t>
       </w:r>
     </w:p>
     <w:p>
       <w:r>
-        <w:t xml:space="preserve">- 기억 발동: 기억별 쿨다운과 조건에 따라 자동 발동.</w:t>
+        <w:t xml:space="preserve">- 기억 발동: 기억별 쿨다운/조건에 따라 자동.</w:t>
       </w:r>
     </w:p>
     <w:p>
       <w:r>
-        <w:t xml:space="preserve">- 전술 집중: 전투 중 현재 활성 기억 슬롯을 클릭하거나 `Digit1`-`Digit3`을 눌러 한 기억을 짧게 집중시킨다.</w:t>
+        <w:t xml:space="preserve">- 전술 집중: 슬롯 클릭 또는 `Digit1`-`Digit3`로 한 기억을 짧게 집중. 단순 쿨 단축이 아니라 트레이드오프가 있다:</w:t>
       </w:r>
     </w:p>
     <w:p>
       <w:r>
-        <w:t xml:space="preserve">- 전술 집중 깊이(v0.10 보강): 단순 쿨다운 단축을 넘어 **트레이드오프와 타이밍**을 만든다.</w:t>
+        <w:t xml:space="preserve">  - `집중 과열` 쿨이 붙어 난사 불가.</w:t>
       </w:r>
     </w:p>
     <w:p>
       <w:r>
-        <w:t xml:space="preserve">  - 집중에는 짧은 `집중 과열` 쿨이 붙어, 아무 때나 난사할 수 없다.</w:t>
+        <w:t xml:space="preserve">  - 시너지가 활성인 기억을 집중하면 그 시너지가 짧게 증폭(콤보 타이밍).</w:t>
       </w:r>
     </w:p>
     <w:p>
       <w:r>
-        <w:t xml:space="preserve">  - 시너지가 활성인 기억을 집중하면 해당 시너지가 짧게 증폭된다(콤보 타이밍).</w:t>
+        <w:t xml:space="preserve">  - 집중은 그 기억의 **의존도를 올린다.** 즉 "지금 더 기대면, 다음 보스에서 그게 무기로 떠날 확률도 높아진다"는 작은 판단이 생긴다.</w:t>
       </w:r>
     </w:p>
     <w:p>
       <w:r>
-        <w:t xml:space="preserve">  - 집중은 해당 기억의 **의존도를 올린다**. 즉 "지금 이 기억을 더 쓰면, 다음 망각에서 그게 떠날 가능성도 커진다"는 작은 판단이 생긴다.</w:t>
-      </w:r>
-    </w:p>
-    <w:p>
-      <w:r>
-        <w:t xml:space="preserve">- 설계 의도: 자동전투의 편안함은 유지하되, 플레이어가 자기 빌드를 읽고 "지금 무엇을 더 기댈지"를 능동적으로 선택하게 한다. 이는 불릿 헤븐 장르의 최대 약점인 수동성을 정면으로 보완한다.</w:t>
+        <w:t xml:space="preserve">- 설계 의도: 자동전투의 편안함은 유지하되, 불릿 헤븐의 최대 약점인 수동성을 능동 선택으로 보완한다.</w:t>
       </w:r>
     </w:p>
     <w:p>
@@ -209,12 +209,12 @@
     </w:p>
     <w:p>
       <w:r>
-        <w:t xml:space="preserve">무기는 런 동안 삭제되지 않는 플레이어의 본질이다. 기억이 사라져도 무기는 전투의 기본 감각을 유지한다.</w:t>
+        <w:t xml:space="preserve">무기는 런 동안 삭제되지 않는 영구 본체이자, **잔향이 쌓이고 진화하는 그릇**이다. 기억이 흘러들어 무기를 점점 바꾸므로, 무기는 "고정 시작값"이 아니라 "런 내내 자라는 본질"이다.</w:t>
       </w:r>
     </w:p>
     <w:p>
       <w:r>
-        <w:t xml:space="preserve">| 무기 | 역할 | 현재 구현 의도 |</w:t>
+        <w:t xml:space="preserve">| 무기 | 기본 거동 | 역할 |</w:t>
       </w:r>
     </w:p>
     <w:p>
@@ -224,17 +224,17 @@
     </w:p>
     <w:p>
       <w:r>
-        <w:t xml:space="preserve">| 절단쌍검 | 빠른 근접 / 온힛 | 빠른 타격과 넓어진 기본 베기로 기억 결손 구간에서도 잡몹을 정리하는 안정형 무기 |</w:t>
+        <w:t xml:space="preserve">| 절단쌍검 | 빠른 근접 온힛, 넓은 기본 베기 | 잡몹 정리에 강한 안정형. 출혈/온힛 계열 잔향과 궁합 |</w:t>
       </w:r>
     </w:p>
     <w:p>
       <w:r>
-        <w:t xml:space="preserve">| 장송대검 | 느린 강타 / 폭딜 | 긴 사거리와 강한 전방 정리로 결손 구간에서 한 줄을 뚫는 돌파형 무기 |</w:t>
+        <w:t xml:space="preserve">| 장송대검 | 느린 강타, 긴 사거리 전방 정리 | 한 줄을 뚫는 돌파형. 폭딜/충격 계열 잔향과 궁합 |</w:t>
       </w:r>
     </w:p>
     <w:p>
       <w:r>
-        <w:t xml:space="preserve">무기 운용은 잔향에 따라 후반에 크게 달라진다(11절). 특정 기억을 떠나보내면 그 기억의 잔향이 무기에 **빌드를 정의할 만한 강화**를 부여하므로, 무기는 "고정"이 아니라 "망각으로 변형되는 본질"이다. 무기 종 수 확장은 코어 재미와 Unity 전환 근거가 충분할 때 다시 판단한다.</w:t>
+        <w:t xml:space="preserve">무기 종 수는 2종으로 고정한다. 무기의 다양성은 "어떤 잔향을 새기고 어떤 진화를 띄우느냐"에서 나오므로, 같은 무기라도 런마다 전혀 다른 무기로 자란다. 무기 확장은 코어 재미와 Unity 전환 근거가 충분할 때 다시 판단한다.</w:t>
       </w:r>
     </w:p>
     <w:p>
@@ -250,12 +250,12 @@
     </w:p>
     <w:p>
       <w:r>
-        <w:t xml:space="preserve">기억은 v0.10에서 **8종**이며, 플레이어는 시작 시 3개를 고른다. 6종에서 8종으로 늘린 이유는 검증 때문이다. 프로토타입이 검증하려는 핵심은 "망각 후 피벗이 재미있는가"인데, 망각 후 보충 풀이 너무 좁으면 피벗 자체를 테스트할 수 없다. 8종 + 4시너지는 피벗이 실제로 "다른 후반 빌드"를 만들 수 있는 최소선이다.</w:t>
+        <w:t xml:space="preserve">기억은 **8종 풀**이며, 시작에 고정 선택하지 않고 **사냥하며 획득**한다(뱀서식). 활성 기억 슬롯은 **최대 3개**다.</w:t>
       </w:r>
     </w:p>
     <w:p>
       <w:r>
-        <w:t xml:space="preserve">| 기억 | 역할 | 태그 | 현재 전투 기능 | 잔향 방향 |</w:t>
+        <w:t xml:space="preserve">| 기억 | 역할 | 태그 | 능동 전투 기능 | 망각 시 잔향 방향 |</w:t>
       </w:r>
     </w:p>
     <w:p>
@@ -280,7 +280,7 @@
     </w:p>
     <w:p>
       <w:r>
-        <w:t xml:space="preserve">| 파쇄의 파문 | 광역 / 넉백 | 광역, 제어 | 주변 적을 밀치고 충돌 피해 | 범위, 넉백, 피해 감소, 무기 충격파 |</w:t>
+        <w:t xml:space="preserve">| 파쇄의 파문 | 광역 / 넉백 | 광역, 제어 | 주변 적을 밀치고 충돌 피해 | 범위, 넉백, 무기 충격파 |</w:t>
       </w:r>
     </w:p>
     <w:p>
@@ -290,22 +290,53 @@
     </w:p>
     <w:p>
       <w:r>
-        <w:t xml:space="preserve">| 멈춘 초침 | 제어 | 제어, 지속 | 주변 둔화와 기억 쿨다운 단축 | 쿨다운 감소, 둔화 지속, 무기 둔화 |</w:t>
+        <w:t xml:space="preserve">| 멈춘 초침 | 제어 | 제어, 지속 | 주변 둔화, 기억 쿨다운 단축 | 쿨다운 감소, 둔화 지속, 무기 둔화 |</w:t>
       </w:r>
     </w:p>
     <w:p>
       <w:r>
-        <w:t xml:space="preserve">| 잿빛 보호막 (신규) | 보호 / 반격 | 생존, 광역 | 주기적 보호막 생성, 파열 시 주변 광역 피해 | 보호막 지속, 광역 피해, 무기 반격 |</w:t>
+        <w:t xml:space="preserve">| 잿빛 보호막 | 보호 / 반격 | 생존, 광역 | 주기적 보호막, 파열 시 광역 피해 | 보호막 지속, 광역 피해, 무기 반격 |</w:t>
       </w:r>
     </w:p>
     <w:p>
       <w:r>
-        <w:t xml:space="preserve">| 망각의 낙인 (신규) | 표식 / 증폭 | 폭딜, 제어 | 위협 적에 낙인, 낙인 대상 받는 피해 증가 + 짧은 약화 | 낙인 지속, 증폭률, 무기 표식 |</w:t>
+        <w:t xml:space="preserve">| 망각의 낙인 | 표식 / 증폭 | 폭딜, 제어 | 위협 적에 낙인, 받는 피해 증가 + 약화 | 낙인 지속, 증폭률, 무기 표식 |</w:t>
+      </w:r>
+    </w:p>
+    <w:p>
+      <w:pPr>
+        <w:pStyle w:val="Heading2"/>
+      </w:pPr>
+      <w:r>
+        <w:rPr>
+          <w:b/>
+        </w:rPr>
+        <w:t xml:space="preserve">5.1 획득과 강화</w:t>
       </w:r>
     </w:p>
     <w:p>
       <w:r>
-        <w:t xml:space="preserve">신규 2종은 새 메커니즘이 아니라 **기존 태그(생존·광역·제어·폭딜)의 교차를 늘려 시너지 웹을 촘촘히** 하기 위한 것이다. 즉 망각으로 한 축이 사라져도 다른 축으로 피벗할 길이 생긴다.</w:t>
+        <w:t xml:space="preserve">- **획득:** 레벨업 3지선다 또는 엘리트/보스 보상으로 새 기억을 얻는다. 활성 슬롯이 비어 있을 때만 새 기억이 후보로 뜬다.</w:t>
+      </w:r>
+    </w:p>
+    <w:p>
+      <w:r>
+        <w:t xml:space="preserve">- **강화(능동 레벨):** 이미 가진 기억을 다시 뽑으면 그 기억의 **능동 레벨**이 오른다(피해/범위/쿨다운 개선). 뱀서에서 무기를 8레벨까지 키우는 것과 같은 in-build 성장이다.</w:t>
+      </w:r>
+    </w:p>
+    <w:p>
+      <w:r>
+        <w:t xml:space="preserve">- **슬롯이 꽉 찼을 때:** 레벨업 후보는 보유 기억 강화 + 런 성장(스탯)으로만 채워진다.</w:t>
+      </w:r>
+    </w:p>
+    <w:p>
+      <w:r>
+        <w:t xml:space="preserve">- 망각으로 슬롯이 비면 다음 획득으로 새 방향을 채운다(피벗).</w:t>
+      </w:r>
+    </w:p>
+    <w:p>
+      <w:r>
+        <w:t xml:space="preserve">설계 목표: 첫 보스 전 1 → 3개 성장 + 능동 레벨업 2~3회로, "잃을 만큼 애착이 생기는" 빌드를 만들게 한다.</w:t>
       </w:r>
     </w:p>
     <w:p>
@@ -321,47 +352,47 @@
     </w:p>
     <w:p>
       <w:r>
-        <w:t xml:space="preserve">v0.10의 핵심은 플레이어가 자신이 만든 빌드를 빠르게 알아보고, 망각 후에도 "다른 문장"으로 다시 작동하는 것을 체감하는 것이다. 선택 화면과 HUD는 현재 빌드명, 활성 시너지, 의존 중인 기억, 그리고 실시간 의존도 미터를 보여준다.</w:t>
+        <w:t xml:space="preserve">태그쌍 시너지는 **두 층**에서 작동한다. 같은 개념(태그쌍)이 능동일 땐 임시 버프, 무기 잔향일 땐 영구 진화로 나타난다. 개념은 하나, 표현이 둘이다.</w:t>
       </w:r>
     </w:p>
     <w:p>
       <w:r>
-        <w:t xml:space="preserve">시너지 규칙(v0.10에서 3 → 4종):</w:t>
+        <w:t xml:space="preserve">| 태그쌍 시너지 | 필요 태그 | 능동 효과(임시) | 무기 진화(영구, 11.3) |</w:t>
       </w:r>
     </w:p>
     <w:p>
       <w:r>
-        <w:t xml:space="preserve">| 시너지 | 필요 태그 | 효과 방향 |</w:t>
+        <w:t xml:space="preserve">| --- | --- | --- | --- |</w:t>
       </w:r>
     </w:p>
     <w:p>
       <w:r>
-        <w:t xml:space="preserve">| --- | --- | --- |</w:t>
+        <w:t xml:space="preserve">| 압축 파문 | 광역 + 제어 | 둔화/밀린 적에 광역 피해 증가 | (후속 추가 예정) |</w:t>
       </w:r>
     </w:p>
     <w:p>
       <w:r>
-        <w:t xml:space="preserve">| 압축 파문 | 광역 + 제어 | 둔화되거나 밀린 적에게 광역 피해 증가 |</w:t>
+        <w:t xml:space="preserve">| 느린 출혈 | 지속 + 제어 | 둔화된 적에 지속 피해 강화 | **진화 1: 피의 늪** |</w:t>
       </w:r>
     </w:p>
     <w:p>
       <w:r>
-        <w:t xml:space="preserve">| 느린 출혈 | 지속 + 제어 | 둔화된 적에게 지속 피해 강화 |</w:t>
+        <w:t xml:space="preserve">| 피 묻은 결의 | 폭딜 + 생존 | 큰 피해 후 짧은 회복 | (후속 추가 예정) |</w:t>
       </w:r>
     </w:p>
     <w:p>
       <w:r>
-        <w:t xml:space="preserve">| 피 묻은 결의 | 폭딜 + 생존 | 큰 피해 후 짧은 회복 |</w:t>
+        <w:t xml:space="preserve">| 각인 연쇄 | 폭딜 + 제어 | 약화/낙인 적에 단발 폭딜 증가 | **진화 2: 파쇄 각인** |</w:t>
       </w:r>
     </w:p>
     <w:p>
       <w:r>
-        <w:t xml:space="preserve">| 각인 연쇄 (신규) | 폭딜 + 제어 | 약화·낙인된 적에게 단발 폭딜 증가 |</w:t>
+        <w:t xml:space="preserve">프로토타입에서는 무기 진화를 **2개만** 구현한다(느린 출혈 → 피의 늪, 각인 연쇄 → 파쇄 각인). 나머지 태그쌍의 진화는 이 둘의 "느낌"이 검증된 뒤 추가한다.</w:t>
       </w:r>
     </w:p>
     <w:p>
       <w:r>
-        <w:t xml:space="preserve">시너지 목적은 단순 DPS 합산이 아니라, "내 빌드가 어떤 전투 문장으로 작동하는지"를 첫 망각 전(약 180초) 안에 읽히게 하는 것이다. 그리고 망각으로 한 시너지가 끊겼을 때, 잔향이 새 시너지 노드를 열어 "다른 문장"으로 갈아탈 수 있어야 한다.</w:t>
+        <w:t xml:space="preserve">HUD는 현재 빌드명, 활성 시너지, 의존 중인 기억, 그리고 무기에 쌓인 잔향 / 진화 진행도를 보여준다.</w:t>
       </w:r>
     </w:p>
     <w:p>
@@ -377,7 +408,7 @@
     </w:p>
     <w:p>
       <w:r>
-        <w:t xml:space="preserve">런 중 성장은 메타 진행이 아니라 해당 런 안에서만 유지되는 선택이다.</w:t>
+        <w:t xml:space="preserve">런 성장은 메타 진행이 아니라 해당 런 안에서만 유지되는 스탯 선택이며, 레벨업 3지선다에서 기억 획득/강화와 함께 후보로 뜬다.</w:t>
       </w:r>
     </w:p>
     <w:p>
@@ -417,7 +448,12 @@
     </w:p>
     <w:p>
       <w:r>
-        <w:t xml:space="preserve">설계 목표는 첫 보스(약 180초) 전에 플레이어가 빌드 성장 선택을 **최소 2회, 가급적 3회** 체감하고, 자신의 시너지가 반복 발동하는 것을 보게 하는 것이다. 첫 망각이 너무 일찍 오면 애착이 형성되기 전이라 상실이 "혼란"으로만 읽히므로, 성장 체감 → 애착 → 망각 순서를 보장한다.</w:t>
+        <w:t xml:space="preserve">| 잔향 증폭 (신규) | 무기 잔향 효과 +20% (잔향 성장축 강화) |</w:t>
+      </w:r>
+    </w:p>
+    <w:p>
+      <w:r>
+        <w:t xml:space="preserve">`잔향 증폭`은 잔향/진화를 메인 성장축으로 받쳐주는 선택이다. 성장이 능동(기억)·스탯(런 성장)·영구(잔향/진화) 세 방향에서 동시에 올라와 상승감을 만든다.</w:t>
       </w:r>
     </w:p>
     <w:p>
@@ -429,11 +465,6 @@
           <w:b/>
         </w:rPr>
         <w:t xml:space="preserve">8. 적과 압박 리듬</w:t>
-      </w:r>
-    </w:p>
-    <w:p>
-      <w:r>
-        <w:t xml:space="preserve">현재 적은 4종이다.</w:t>
       </w:r>
     </w:p>
     <w:p>
@@ -458,17 +489,17 @@
     </w:p>
     <w:p>
       <w:r>
-        <w:t xml:space="preserve">| 쪼개진 자 | 중형 근접 압박과 분열 성향 |</w:t>
+        <w:t xml:space="preserve">| 쪼개진 자 | 중형 근접 압박과 분열 |</w:t>
       </w:r>
     </w:p>
     <w:p>
       <w:r>
-        <w:t xml:space="preserve">| 공허 사제 | 후방 지원/회복 성향 |</w:t>
+        <w:t xml:space="preserve">| 공허 사제 | 후방 지원/회복 |</w:t>
       </w:r>
     </w:p>
     <w:p>
       <w:r>
-        <w:t xml:space="preserve">보스 사이의 일반 전투는 `숨 고르기`, `압박 상승`, `망각 전조`로 나뉜다. `망각 전조` 구간은 실시간 의존도 미터가 켜지는 구간으로, 플레이어가 "무엇이 떠날지" 예감하고 의존도를 분산시키는 선택을 할 수 있게 한다. 기억이 2개로 줄어든 결손 상태에서는 `결손 정비`와 `결손 압박`으로 별도 리듬을 사용한다.</w:t>
+        <w:t xml:space="preserve">보스 사이 전투는 `숨 고르기`, `압박 상승`, `망각 전조`로 나뉜다. `망각 전조` 구간은 **실시간 망각 확률 미터**가 켜지는 구간으로, 어떤 기억이 무기로 떠날지 예감하고 의존도를 분산시키는 선택을 하게 한다. 기억이 2개로 줄어든 결손 상태는 `결손 정비`·`결손 압박`으로 별도 리듬을 쓴다.</w:t>
       </w:r>
     </w:p>
     <w:p>
@@ -484,7 +515,7 @@
     </w:p>
     <w:p>
       <w:r>
-        <w:t xml:space="preserve">v0.10 기본 런 길이는 **600초**이며, 보스 스케줄은 **180초, 340초, 490초, 600초**다(첫 보스를 90초 → 180초로 미룸). QA fast 모드는 별도 단축 스케줄을 사용한다.</w:t>
+        <w:t xml:space="preserve">기본 런 길이 600초, 보스 스케줄 180 / 340 / 490 / 600초. QA fast 모드는 별도 단축 스케줄.</w:t>
       </w:r>
     </w:p>
     <w:p>
@@ -499,27 +530,27 @@
     </w:p>
     <w:p>
       <w:r>
-        <w:t xml:space="preserve">| 작은 문지기 | 180초 | 첫 망각. 애착 형성 후 첫 갈림길 |</w:t>
+        <w:t xml:space="preserve">| 작은 문지기 | 180초 | 첫 망각. 애착 형성 후 첫 잔향이 무기에 새겨짐 |</w:t>
       </w:r>
     </w:p>
     <w:p>
       <w:r>
-        <w:t xml:space="preserve">| 기억을 씹는 자 2 | 340초 | 잔향 위 피벗이 자리잡는 구간 |</w:t>
+        <w:t xml:space="preserve">| 기억을 씹는 자 2 | 340초 | 둘째 잔향. 이 무렵 첫 무기 진화가 터질 수 있음 |</w:t>
       </w:r>
     </w:p>
     <w:p>
       <w:r>
-        <w:t xml:space="preserve">| 기억을 씹는 자 3 | 490초 | 두 번째 피벗, 빌드 재정의 |</w:t>
+        <w:t xml:space="preserve">| 기억을 씹는 자 3 | 490초 | 셋째 잔향. 진화 강화 / 두 번째 진화 |</w:t>
       </w:r>
     </w:p>
     <w:p>
       <w:r>
-        <w:t xml:space="preserve">| 끝의 문지기 | 600초 | 결손과 피벗을 거친 빌드의 마무리 |</w:t>
+        <w:t xml:space="preserve">| 끝의 문지기 | 600초 | 진화한 무기로 맞는 클라이맥스 (런 종료) |</w:t>
       </w:r>
     </w:p>
     <w:p>
       <w:r>
-        <w:t xml:space="preserve">보스는 3페이즈를 가지며, 전투 후 망각 갈림길과 의존도 계산을 트리거한다. 현재 기획의 목적은 보스 자체의 완성도가 아니라 "보스 직후 망각 판단이 납득되고, 그 선택이 플레이어의 것이라 느껴지는가"를 검증하는 것이다. (스케줄 숫자는 1-person test 후 튜닝 대상.)</w:t>
+        <w:t xml:space="preserve">망각은 보스 1·2·3 직후 발동한다(보스 4는 런 종료라 망각 없음). 따라서 한 런에 최대 3개의 잔향이 무기에 쌓인다. 보스는 3페이즈를 가지며, 검증 목적은 보스 완성도가 아니라 "보스 직후 망각 → 무기 전환 → (가능하면) 진화"가 성장으로 읽히는가이다. 숫자는 1-person test 후 튜닝 대상.</w:t>
       </w:r>
     </w:p>
     <w:p>
@@ -530,12 +561,17 @@
         <w:rPr>
           <w:b/>
         </w:rPr>
-        <w:t xml:space="preserve">10. 의존도 기반 망각 (v0.10 개정)</w:t>
+        <w:t xml:space="preserve">10. 가중 랜덤 망각</w:t>
       </w:r>
     </w:p>
     <w:p>
       <w:r>
-        <w:t xml:space="preserve">망각은 단순 딜 1위 삭제가 아니지만, **블랙박스여서도 안 된다.** 상실이 공정하게 느껴지는 유일한 조건은 플레이어가 "왜 이게 떠났는지" 인과를 이해하는 것이다. 따라서 v0.10은 의존도를 **하나의 지배 신호 + 소수 보정**으로 단순화하고, 그 값을 실시간으로 노출한다.</w:t>
+        <w:t xml:space="preserve">망각은 "기여도 1위 확정 삭제"가 아니다. 그러면 매번 캐리만 떠나 반복적이고, "잘 키운 걸 처벌"하는 느낌으로 되돌아간다. 동시에 완전 무작위도 아니다. 그러면 "내가 기댄 걸 잃는다"는 LETHE의 핵심 판타지가 그냥 주사위가 된다.</w:t>
+      </w:r>
+    </w:p>
+    <w:p>
+      <w:r>
+        <w:t xml:space="preserve">그래서 **가중 랜덤**을 쓴다.</w:t>
       </w:r>
     </w:p>
     <w:p>
@@ -546,27 +582,22 @@
         <w:rPr>
           <w:b/>
         </w:rPr>
-        <w:t xml:space="preserve">10.1 의존도 구성 (단순화)</w:t>
+        <w:t xml:space="preserve">10.1 의존도와 확률</w:t>
       </w:r>
     </w:p>
     <w:p>
       <w:r>
-        <w:t xml:space="preserve">- 지배 신호: **의존·집중 비중** — 그 기억이 전체 피해/처치에서 차지한 비중 + 전술 집중으로 누적된 의존. 이게 의존도의 대부분을 결정한다.</w:t>
+        <w:t xml:space="preserve">- 각 활성 기억은 의존도를 갖는다: **의존·집중 비중**(전체 피해/처치에서의 비중 + 전술 집중 누적)이 지배 신호, 보스 기여·존재 시간은 소수 보정.</w:t>
       </w:r>
     </w:p>
     <w:p>
       <w:r>
-        <w:t xml:space="preserve">- 보정(소): 보스 기여, 존재 시간. 미세 조정만 담당.</w:t>
+        <w:t xml:space="preserve">- 망각 확률은 의존도에 비례한다. 가장 기댄 기억이 가장 높은 확률로 무기에 새겨지지만 100%는 아니다.</w:t>
       </w:r>
     </w:p>
     <w:p>
       <w:r>
-        <w:t xml:space="preserve">- 삭제됨: v0.9의 강한 "기억별 삭제 bias 보정"은 제거한다. 이 보정이 예측 가능성을 깨면 Q2 예측 게임 자체가 무너지기 때문이다. 쏠림은 밸런스 단계에서 수치로 조정한다.</w:t>
-      </w:r>
-    </w:p>
-    <w:p>
-      <w:r>
-        <w:t xml:space="preserve">목표: 주의 깊은 플레이어가 "지금 가장 기댄 게 떠난다"를 거의 정확히 예측할 수 있을 것.</w:t>
+        <w:t xml:space="preserve">- 구현 비용은 완전 랜덤과 거의 같다. "균등 추첨" → "의존도 가중 추첨"으로 바꾸는 것뿐이며, v0.10의 갈림길·바침·봉인 같은 윗덮개는 전부 제거한다.</w:t>
       </w:r>
     </w:p>
     <w:p>
@@ -577,12 +608,12 @@
         <w:rPr>
           <w:b/>
         </w:rPr>
-        <w:t xml:space="preserve">10.2 실시간 의존도 미터</w:t>
+        <w:t xml:space="preserve">10.2 실시간 망각 확률 미터</w:t>
       </w:r>
     </w:p>
     <w:p>
       <w:r>
-        <w:t xml:space="preserve">`망각 전조` 구간에서 각 기억 슬롯 위에 의존도 게이지가 차오른다. 가장 좋아하는 기억의 게이지가 1위로 차오르는 것을 보며 느끼는 불안 — 그것이 개인화된 "망각 전조"이고, 게임의 감정 코어다. 플레이어는 이를 보고 의존도를 분산시키거나, 일부러 더 기대는 선택을 할 수 있다.</w:t>
+        <w:t xml:space="preserve">`망각 전조` 구간에서 각 기억 슬롯 위에 망각 확률이 표시된다(예: "처형자의 섬광 60%"). 가장 기댄 기억의 확률이 차오르는 걸 보며 느끼는 긴장 — 확정이 아니라 *확률*이라 더 드라마틱하다. 플레이어는 의존도를 분산해 확률을 낮추거나, 일부러 한 기억에 더 기대(그게 무기로 떠날 가능성을 키워) 원하는 잔향을 노릴 수 있다.</w:t>
       </w:r>
     </w:p>
     <w:p>
@@ -593,32 +624,28 @@
         <w:rPr>
           <w:b/>
         </w:rPr>
-        <w:t xml:space="preserve">10.3 망각 갈림길 (핵심 신규)</w:t>
+        <w:t xml:space="preserve">10.3 망각 = 전환, 처벌이 아님</w:t>
       </w:r>
     </w:p>
     <w:p>
       <w:r>
-        <w:t xml:space="preserve">보스 처치 후, 시스템은 **의존도 상위 2개**를 제시하고 **플레이어가 어느 것을 레테에게 떠나보낼지 직접 고른다.** "빼앗겼다"를 "내가 떠나보냈다"로 바꾸는 것이 v0.10의 가장 큰 설계 변경이다(행위 주체성 주입).</w:t>
+        <w:t xml:space="preserve">핵심: 망각된 기억은 0이 되는 게 아니라 무기로 흘러든다(11절). 능동 버튼은 잃지만 무기가 영구히 강해지고 진화로 다가간다. 손실 회피 문제가 구조적으로 해소되는 이유가 이것이다 — 순손실이 아니라 능동 → 영구 전환이기 때문이다.</w:t>
+      </w:r>
+    </w:p>
+    <w:p>
+      <w:pPr>
+        <w:pStyle w:val="Heading1"/>
+      </w:pPr>
+      <w:r>
+        <w:rPr>
+          <w:b/>
+        </w:rPr>
+        <w:t xml:space="preserve">11. 잔향과 무기 진화</w:t>
       </w:r>
     </w:p>
     <w:p>
       <w:r>
-        <w:t xml:space="preserve">단, 선택에는 진짜 긴장이 있어야 한다(그냥 2순위를 버리면 무의미해지므로):</w:t>
-      </w:r>
-    </w:p>
-    <w:p>
-      <w:r>
-        <w:t xml:space="preserve">- **1순위(가장 기댄 기억)를 떠나보내면:** 잔향이 강하게 남고 **새 시너지/무기 경로가 열린다.** 단기적으로는 더 힘들지만, 보충 시 더 강한 새 정체성으로 피벗할 수 있다. (용기 있는 선택)</w:t>
-      </w:r>
-    </w:p>
-    <w:p>
-      <w:r>
-        <w:t xml:space="preserve">- **1순위를 지키고 2순위를 떠나보내면:** 익숙함은 유지되지만 잔향이 약하고 새 경로가 좁다. 압박은 계속 누적된다. (안전한 정체)</w:t>
-      </w:r>
-    </w:p>
-    <w:p>
-      <w:r>
-        <w:t xml:space="preserve">즉 망각은 "잘 쓴 걸 처벌"이 아니라 **"기댄 것을 놓아줄 용기에 보상"** 하는 구조가 된다. 이는 Balatro의 Gros Michel→Cavendish 원리(파괴가 더 강한 것으로 가는 문)를 플레이어 선택으로 만든 것이다.</w:t>
+        <w:t xml:space="preserve">이 절이 v0.11 성장 설계의 심장이다.</w:t>
       </w:r>
     </w:p>
     <w:p>
@@ -629,58 +656,165 @@
         <w:rPr>
           <w:b/>
         </w:rPr>
-        <w:t xml:space="preserve">10.4 (선택) 기억 봉인</w:t>
+        <w:t xml:space="preserve">11.1 잔향 새기기</w:t>
       </w:r>
     </w:p>
     <w:p>
       <w:r>
-        <w:t xml:space="preserve">확장 옵션으로, 런당 1회 보스 전에 한 기억을 `봉인`해 다음 갈림길의 후보에서 제외할 수 있다. 단 봉인하면 그 사이클의 새 경로(잔향 강화)도 함께 닫힌다. 1-person test에서 갈림길만으로 주체성이 충분하면 봉인은 도입하지 않는다.</w:t>
-      </w:r>
-    </w:p>
-    <w:p>
-      <w:r>
-        <w:t xml:space="preserve">결과 화면은 사라진 행동, 남은 잔향, 의존도 상세, **플레이어의 선택**, 예측 적중 여부를 분리해 보여준다.</w:t>
+        <w:t xml:space="preserve">망각된 기억은 능동 발동을 100% 잃고, 그 기억의 **태그와 잔향 방향**(5절 표)이 무기에 영구 패시브로 새겨진다. 잔향은 무기 기본 공격의 부가 효과로 나타난다(예: 출혈 잔향 → 기본 공격에 출혈, 둔화 잔향 → 기본 공격에 둔화).</w:t>
       </w:r>
     </w:p>
     <w:p>
       <w:pPr>
-        <w:pStyle w:val="Heading1"/>
+        <w:pStyle w:val="Heading2"/>
       </w:pPr>
       <w:r>
         <w:rPr>
           <w:b/>
         </w:rPr>
-        <w:t xml:space="preserve">11. 잔향과 기억 보충 (v0.10 개정)</w:t>
+        <w:t xml:space="preserve">11.2 잔향 레벨(스택)</w:t>
       </w:r>
     </w:p>
     <w:p>
       <w:r>
-        <w:t xml:space="preserve">망각된 기억은 능동 발동을 100% 잃는다. v0.9에서 잔향은 `echoPower = 0.50`의 약화된 패시브였고, 결과 화면도 이를 "보상이 아닌 변형"으로 못박았다. 문제는 이 구조가 순수 하향이라 "상실을 기분 좋게" 만드는 장르 정답(Hades: 한 판도 헛되지 않게 / Balatro: 상실이 더 강한 것의 문)과 충돌한다는 점이다.</w:t>
+        <w:t xml:space="preserve">각 잔향은 레벨을 갖는다.</w:t>
       </w:r>
     </w:p>
     <w:p>
       <w:r>
-        <w:t xml:space="preserve">v0.10에서 잔향은 두 층으로 작동한다:</w:t>
+        <w:t xml:space="preserve">- 어떤 기억이 처음 망각되면 그 잔향 = **레벨 1**.</w:t>
       </w:r>
     </w:p>
     <w:p>
       <w:r>
-        <w:t xml:space="preserve">- **잔향 패시브:** 전투 성향 일부가 남는다. `echoPower`는 여전히 다이얼(기본 0.50)이지만, 이것만으로 완전 보상하려 하지 않는다.</w:t>
+        <w:t xml:space="preserve">- 같은 기억을 다시 획득해 다시 망각시키면 그 잔향 = **레벨 2, 3…** 으로 깊어진다.</w:t>
       </w:r>
     </w:p>
     <w:p>
       <w:r>
-        <w:t xml:space="preserve">- **잔향 해금(신규):** 떠나보낸 기억은 **새 시너지 노드 또는 무기 빌드 강화 경로**를 연다. 1순위를 떠나보냈을 경우 이 해금이 강하게 작동한다. 즉 잔향 = "약해진 연속"이 아니라 "다음 강한 빌드로 가는 문".</w:t>
+        <w:t xml:space="preserve">- 잔향 레벨이 높을수록 패시브 강도와 그 잔향이 관여하는 진화 효과가 강해진다.</w:t>
       </w:r>
     </w:p>
     <w:p>
       <w:r>
-        <w:t xml:space="preserve">망각 후에는 75초 결손 생존을 진행한다. 이 구간은 기억 2개와 잔향만으로 버티는 post-loss challenge다. 완료 후 후보 기억을 하나 골라 3슬롯으로 복귀하되, 직전 망각이 연 경로를 따르면 이전 빌드의 원상복구가 아니라 **잔향 위에 붙는 더 강한 새 방향**이 된다.</w:t>
+        <w:t xml:space="preserve">- `잔향 증폭`(런 성장)은 모든 잔향 레벨 효과를 일괄 강화한다.</w:t>
       </w:r>
     </w:p>
     <w:p>
       <w:r>
-        <w:t xml:space="preserve">설계 핵심: 플레이어가 결과 화면에서 "내가 X를 놓아줬더니, 이제 Y 빌드를 할 수 있겠다"는 피벗 욕구를 느껴야 한다. "그냥 약해졌다"가 아니라.</w:t>
+        <w:t xml:space="preserve">이로써 두 가지 빌드 축이 생긴다:</w:t>
+      </w:r>
+    </w:p>
+    <w:p>
+      <w:r>
+        <w:t xml:space="preserve">- **깊게(specialist):** 같은 기억을 반복 희생 → 한 잔향을 극단까지. 단일 축 화력.</w:t>
+      </w:r>
+    </w:p>
+    <w:p>
+      <w:r>
+        <w:t xml:space="preserve">- **넓게(generalist):** 다른 기억을 희생 → 다양한 잔향 → 진화 조합을 노림.</w:t>
+      </w:r>
+    </w:p>
+    <w:p>
+      <w:r>
+        <w:t xml:space="preserve">둘 다 답이 되게 튜닝한다(Balatro의 단일 스케일링 vs 시너지 조합 축과 같음).</w:t>
+      </w:r>
+    </w:p>
+    <w:p>
+      <w:pPr>
+        <w:pStyle w:val="Heading2"/>
+      </w:pPr>
+      <w:r>
+        <w:rPr>
+          <w:b/>
+        </w:rPr>
+        <w:t xml:space="preserve">11.3 무기 진화 (프로토타입 2종)</w:t>
+      </w:r>
+    </w:p>
+    <w:p>
+      <w:r>
+        <w:t xml:space="preserve">무기에 **서로 다른 잔향 2개 이상**이 쌓이고 그 태그 합이 진화 레시피의 태그쌍을 포함하면, 무기가 영구히 진화한다. 진화는 "어 이 둘이 합쳐지네?!"의 순간으로, 성장의 정점이다.</w:t>
+      </w:r>
+    </w:p>
+    <w:p>
+      <w:r>
+        <w:t xml:space="preserve">**진화 1 — 피의 늪 (느린 출혈: 지속 + 제어)**</w:t>
+      </w:r>
+    </w:p>
+    <w:p>
+      <w:r>
+        <w:t xml:space="preserve">- 발동 조건: 무기 잔향에 `지속` 태그 1개 이상 + `제어` 태그 1개 이상 (서로 다른 잔향 2개).</w:t>
+      </w:r>
+    </w:p>
+    <w:p>
+      <w:r>
+        <w:t xml:space="preserve">  - 예: 굶주린 칼무리(지속) 망각 + 파쇄의 파문/멈춘 초침(제어) 망각.</w:t>
+      </w:r>
+    </w:p>
+    <w:p>
+      <w:r>
+        <w:t xml:space="preserve">- 효과: 기본 공격이 적중한 자리에 **피웅덩이**를 남긴다. 웅덩이 위 적은 둔화되고 지속 피해를 받는다.</w:t>
+      </w:r>
+    </w:p>
+    <w:p>
+      <w:r>
+        <w:t xml:space="preserve">- 잔향 레벨 스케일: 관련 잔향 레벨 합이 높을수록 웅덩이 크기·지속·틱 피해 증가.</w:t>
+      </w:r>
+    </w:p>
+    <w:p>
+      <w:r>
+        <w:t xml:space="preserve">- 무기 궁합: 절단쌍검(다타로 웅덩이 다량 생성)과 특히 좋음.</w:t>
+      </w:r>
+    </w:p>
+    <w:p>
+      <w:r>
+        <w:t xml:space="preserve">**진화 2 — 파쇄 각인 (각인 연쇄: 폭딜 + 제어)**</w:t>
+      </w:r>
+    </w:p>
+    <w:p>
+      <w:r>
+        <w:t xml:space="preserve">- 발동 조건: 무기 잔향에 `폭딜` 태그 1개 이상 + `제어` 태그 1개 이상 (서로 다른 잔향 2개).</w:t>
+      </w:r>
+    </w:p>
+    <w:p>
+      <w:r>
+        <w:t xml:space="preserve">  - 예: 처형자의 섬광/추적자의 맹세(폭딜) 망각 + 멈춘 초침/파쇄의 파문(제어) 망각, 또는 망각의 낙인(폭딜+제어) + 다른 잔향.</w:t>
+      </w:r>
+    </w:p>
+    <w:p>
+      <w:r>
+        <w:t xml:space="preserve">- 효과: **약화·둔화·낙인된 적을 처치하면 그 적이 폭발**해 주변에 폭딜 + 짧은 약화를 연쇄로 옮긴다.</w:t>
+      </w:r>
+    </w:p>
+    <w:p>
+      <w:r>
+        <w:t xml:space="preserve">- 잔향 레벨 스케일: 폭발 피해·연쇄 범위·약화 강도 증가.</w:t>
+      </w:r>
+    </w:p>
+    <w:p>
+      <w:r>
+        <w:t xml:space="preserve">- 무기 궁합: 장송대검(한 번에 묶어 처치 → 큰 연쇄)과 특히 좋음.</w:t>
+      </w:r>
+    </w:p>
+    <w:p>
+      <w:r>
+        <w:t xml:space="preserve">진화는 영구다. 한 런에서 두 진화를 모두 띄우는 것도 가능하며, 그 경우 잔향 새김이 두 레시피의 태그를 모두 만족해야 한다.</w:t>
+      </w:r>
+    </w:p>
+    <w:p>
+      <w:pPr>
+        <w:pStyle w:val="Heading2"/>
+      </w:pPr>
+      <w:r>
+        <w:rPr>
+          <w:b/>
+        </w:rPr>
+        <w:t xml:space="preserve">11.4 결손 생존과 보충</w:t>
+      </w:r>
+    </w:p>
+    <w:p>
+      <w:r>
+        <w:t xml:space="preserve">망각 직후 75초 결손 생존을 진행한다(기억 2개 + 무기 잔향으로 버팀). 완료 후 비워진 슬롯을 사냥/보상으로 채운다. 핵심: 보충은 원상복구가 아니라 **강해진 무기 위에 붙는 새 방향**이다. 결과 화면에서 "내가 X를 무기에 새겼더니 Y 진화가 보인다, 그래서 다음엔 Z를 모으겠다"는 피벗 욕구가 읽혀야 한다.</w:t>
       </w:r>
     </w:p>
     <w:p>
@@ -696,47 +830,47 @@
     </w:p>
     <w:p>
       <w:r>
-        <w:t xml:space="preserve">UI가 반드시 보여야 하는 정보:</w:t>
+        <w:t xml:space="preserve">UI가 반드시 보여야 할 것:</w:t>
       </w:r>
     </w:p>
     <w:p>
       <w:r>
-        <w:t xml:space="preserve">- 선택 화면: 무기 역할, 기억 역할/짧은 설명/태그.</w:t>
+        <w:t xml:space="preserve">- 선택/획득 화면: 무기 역할, 기억 역할/태그/짧은 설명, 능동 레벨.</w:t>
       </w:r>
     </w:p>
     <w:p>
       <w:r>
-        <w:t xml:space="preserve">- 전투 HUD: 현재 빌드명, 활성 시너지, 의존 중인 기억.</w:t>
+        <w:t xml:space="preserve">- 전투 HUD: 빌드명, 활성 시너지, 의존 중인 기억, **무기 잔향 목록 + 잔향 레벨 + 진화 진행도**.</w:t>
       </w:r>
     </w:p>
     <w:p>
       <w:r>
-        <w:t xml:space="preserve">- 기억 슬롯: 선명도, **실시간 의존도 미터(망각 전조 구간)**, 전술 집중 가능/과열 상태.</w:t>
+        <w:t xml:space="preserve">- 레벨업 3지선다: 새 기억 / 기억 강화 / 런 성장이 한 화면에서 명확히 구분.</w:t>
       </w:r>
     </w:p>
     <w:p>
       <w:r>
-        <w:t xml:space="preserve">- 망각 갈림길: 의존도 상위 2개, 각 선택지의 결과 예고(잔향 강도 / 새 경로 유무), 플레이어 선택 입력.</w:t>
+        <w:t xml:space="preserve">- 망각 전조: 슬롯별 **실시간 망각 확률 미터**.</w:t>
       </w:r>
     </w:p>
     <w:p>
       <w:r>
-        <w:t xml:space="preserve">- 망각 결과: 떠나보낸 행동, 잔향 변형, **열린 새 경로**, 결손 생존 안내.</w:t>
+        <w:t xml:space="preserve">- 망각 순간: 능동 기억이 무기로 빨려들어 잔향이 새겨지는 **고임팩트 시청각 이벤트**(화면 효과·사운드·시간 정지감). 고강도 효과는 망각과 진화 순간에 아껴 쓴다. 추상 미니멀 네온 방향과 정합.</w:t>
       </w:r>
     </w:p>
     <w:p>
       <w:r>
-        <w:t xml:space="preserve">- 망각 연출: 망각의 순간은 게임의 감정 절정이므로 **고임팩트 시청각 이벤트**로 처리한다(화면 효과·사운드·시간 정지감). 고강도 효과는 이 순간에 아껴 쓴다. 추상 미니멀 네온 방향과 정합되게.</w:t>
+        <w:t xml:space="preserve">- 무기 진화: 진화가 터질 때 무기가 시각적으로 변하고 기본 공격 거동이 바뀐 게 보여야 함.</w:t>
       </w:r>
     </w:p>
     <w:p>
       <w:r>
-        <w:t xml:space="preserve">- 최종 결과: Q1 아쉬움, Q2 납득도, Q3 사라진 기억 이름 회상, **Q4 예측 적중률**.</w:t>
+        <w:t xml:space="preserve">- 최종 결과: Q1 아쉬움, Q2 납득도, Q3 사라진 기억 회상, Q4 예측 적중, **Q5 성장 체감(무기가 자랐다고 느꼈는가)**.</w:t>
       </w:r>
     </w:p>
     <w:p>
       <w:r>
-        <w:t xml:space="preserve">JSON 로그는 `playtest`, `runGrowth`, `runTimeline`, `buildIdentity`, `tacticalFocus`, `danger`, `death`, `echoTransformation`, `forkChoice`(갈림길 선택), `predictionAccuracy`(예측 적중), 질문/예측/망각 결과를 포함한다.</w:t>
+        <w:t xml:space="preserve">JSON 로그: `playtest`, `runGrowth`, `memoryAcquisition`(획득/강화), `runTimeline`, `buildIdentity`, `tacticalFocus`, `forgetProbability`(망각 확률 분포), `forgetResult`(실제 망각), `echoState`(잔향+레벨), `weaponEvolution`(진화 발동), `predictionAccuracy`, 질문 응답.</w:t>
       </w:r>
     </w:p>
     <w:p>
@@ -747,57 +881,52 @@
         <w:rPr>
           <w:b/>
         </w:rPr>
-        <w:t xml:space="preserve">13. 검증 기준 (v0.10 개정)</w:t>
+        <w:t xml:space="preserve">13. 검증 기준</w:t>
       </w:r>
     </w:p>
     <w:p>
       <w:r>
-        <w:t xml:space="preserve">자동 검증은 감정을 확정하지 않는다. 특히 **AI Alpha Fun Score는 v0.9보다 더 강하게 의심한다.** fun, 그중에서도 "강제 상실이 기분 나쁜가"는 시뮬레이션으로 측정 불가에 가깝다. 0.89 같은 점수가 1-person test 전에 거짓 자신감을 주면 안 된다. AI 지표는 수렴/불공정/리듬 문제를 찾는 planning evidence, browser QA는 구현 흐름 증거일 뿐이다.</w:t>
+        <w:t xml:space="preserve">AI Alpha Fun Score는 신규 루프의 감정에 대해 **강하게 의심**한다. "성장이 체감되는가 / 망각이 처벌이 아니라 전환으로 읽히는가 / 진화가 짜릿한가"는 시뮬레이션으로 측정 불가에 가깝다. AI 지표는 수렴/리듬/불공정 탐지용 planning evidence, browser QA는 구현 흐름 증거다.</w:t>
       </w:r>
     </w:p>
     <w:p>
       <w:r>
-        <w:t xml:space="preserve">기존 통과 게이트(v0.9): `ai:test:quick`, `ai:test`, `qa:postloss:trusted`, `qa:tactical:trusted`. v0.10에서는 여기에 갈림길/의존도 미터/예측 적중 로깅 QA를 추가한다.</w:t>
+        <w:t xml:space="preserve">기존 게이트(v0.9) 위에 v0.11 신규 QA 추가: 기억 획득/강화 흐름, 가중 랜덤 망각 분포, 잔향 새김·레벨, 무기 진화 발동, 확률 미터 표시.</w:t>
       </w:r>
     </w:p>
     <w:p>
       <w:r>
-        <w:t xml:space="preserve">controlled 1-person test에서 볼 질문:</w:t>
+        <w:t xml:space="preserve">controlled 1-person test 질문:</w:t>
       </w:r>
     </w:p>
     <w:p>
       <w:r>
-        <w:t xml:space="preserve">- 초반 1-3분이 적을 계속 잡고 싶게 만드는가?</w:t>
+        <w:t xml:space="preserve">- 첫 보스 전 1-3분이 적을 계속 잡고 기억을 모으고 싶게 만드는가? (획득 성장감)</w:t>
       </w:r>
     </w:p>
     <w:p>
       <w:r>
-        <w:t xml:space="preserve">- 첫 망각(180초) 전에 "잃을 만큼 애착이 생긴" 빌드 정체성이 형성됐는가?</w:t>
+        <w:t xml:space="preserve">- 첫 망각(180초) 전에 "잃을 만큼 애착이 생긴" 빌드가 있었는가?</w:t>
       </w:r>
     </w:p>
     <w:p>
       <w:r>
-        <w:t xml:space="preserve">- 망각 갈림길이 "빼앗김"이 아니라 "내 선택"으로 읽히는가?</w:t>
+        <w:t xml:space="preserve">- 망각이 "빼앗김/처벌"이 아니라 "기억이 무기에 새겨지는 전환"으로 읽히는가?</w:t>
       </w:r>
     </w:p>
     <w:p>
       <w:r>
-        <w:t xml:space="preserve">- **예측 적중률** — 플레이어가 떠날 기억을 정확히 예측했는가? (공정성·가독성의 핵심 프록시)</w:t>
+        <w:t xml:space="preserve">- **예측 적중률** — 떠날 기억을 대체로 예측했는가? (가중 랜덤의 공정성 프록시)</w:t>
       </w:r>
     </w:p>
     <w:p>
       <w:r>
-        <w:t xml:space="preserve">- 1순위를 떠나보내는 선택이 "손해"가 아니라 "더 강한 피벗"으로 읽히는가?</w:t>
+        <w:t xml:space="preserve">- **첫 무기 진화가 터졌을 때 짜릿했는가?** (성장 정점 검증)</w:t>
       </w:r>
     </w:p>
     <w:p>
       <w:r>
-        <w:t xml:space="preserve">- 잔향과 보충이 원상복구가 아니라 상실 후 새 정체성으로 이해되는가?</w:t>
-      </w:r>
-    </w:p>
-    <w:p>
-      <w:r>
-        <w:t xml:space="preserve">주의: 현재 콘텐츠(8종)에서도 "다시 해보고 싶은가(replayability)" 질문은 신중히 해석한다. 장르의 재플레이 엔진(메타 진행 + 조합 폭발)을 의도적으로 뺐으므로, 이 단계에서 검증할 것은 재플레이성 자체가 아니라 **"망각 + 선택 + 피벗이 감정적으로 작동하는가"** 다.</w:t>
+        <w:t xml:space="preserve">- 보충이 원상복구가 아니라 강해진 무기 위 새 방향으로 이해되는가?</w:t>
       </w:r>
     </w:p>
     <w:p>
@@ -813,12 +942,12 @@
     </w:p>
     <w:p>
       <w:r>
-        <w:t xml:space="preserve">다음 항목은 명시적으로 범위를 바꾸기 전까지 구현하지 않는다.</w:t>
+        <w:t xml:space="preserve">명시적으로 범위를 바꾸기 전까지 구현하지 않는다.</w:t>
       </w:r>
     </w:p>
     <w:p>
       <w:r>
-        <w:t xml:space="preserve">- 메타 진행.</w:t>
+        <w:t xml:space="preserve">- 메타 진행(런 간 영구 해금/저장).</w:t>
       </w:r>
     </w:p>
     <w:p>
@@ -833,7 +962,7 @@
     </w:p>
     <w:p>
       <w:r>
-        <w:t xml:space="preserve">- **8개**를 초과하는 기억(v0.10에서 6 → 8로만 확장).</w:t>
+        <w:t xml:space="preserve">- 8종을 초과하는 기억 풀.</w:t>
       </w:r>
     </w:p>
     <w:p>
@@ -843,22 +972,22 @@
     </w:p>
     <w:p>
       <w:r>
-        <w:t xml:space="preserve">- 다영역 런 구조.</w:t>
+        <w:t xml:space="preserve">- 2종을 초과하는 무기.</w:t>
       </w:r>
     </w:p>
     <w:p>
       <w:r>
-        <w:t xml:space="preserve">- 새 무기, 새 적, 새 지역.</w:t>
+        <w:t xml:space="preserve">- 2종을 초과하는 무기 진화(프로토타입은 피의 늪·파쇄 각인만).</w:t>
       </w:r>
     </w:p>
     <w:p>
       <w:r>
-        <w:t xml:space="preserve">- 기억 합성, 강화, 업그레이드 시스템(잔향 해금은 망각 사이클의 일부이므로 별개).</w:t>
+        <w:t xml:space="preserve">- 다영역 런 구조, 새 적, 새 지역.</w:t>
       </w:r>
     </w:p>
     <w:p>
       <w:r>
-        <w:t xml:space="preserve">- 해금/저장/캠페인 구조.</w:t>
+        <w:t xml:space="preserve">- 기억 합성/강화/업그레이드를 별도 시스템화(능동 레벨업·잔향 레벨·진화는 코어 루프의 일부이므로 별개).</w:t>
       </w:r>
     </w:p>
     <w:p>
@@ -879,37 +1008,42 @@
     </w:p>
     <w:p>
       <w:r>
-        <w:t xml:space="preserve">Unity 전환은 자동 지표만으로 결정하지 않는다. 최소 조건:</w:t>
+        <w:t xml:space="preserve">자동 지표만으로 결정하지 않는다. 최소 조건:</w:t>
       </w:r>
     </w:p>
     <w:p>
       <w:r>
-        <w:t xml:space="preserve">- 5-8명 사람 테스트에서 초반 1-3분 재미 반응이 대체로 긍정적이다.</w:t>
+        <w:t xml:space="preserve">- 5-8명 테스트에서 초반 1-3분(획득 성장)이 대체로 긍정적.</w:t>
       </w:r>
     </w:p>
     <w:p>
       <w:r>
-        <w:t xml:space="preserve">- 첫 망각에 도달한 플레이어가 "짜증"보다 "아까움/후회/납득"에 가깝게 말한다.</w:t>
+        <w:t xml:space="preserve">- 첫 망각 도달자가 "짜증"보다 "잊은 게 무기에 쌓인다 / 아까움 / 납득"에 가깝게 말함.</w:t>
       </w:r>
     </w:p>
     <w:p>
       <w:r>
-        <w:t xml:space="preserve">- 망각 갈림길이 "빼앗김"이 아니라 "내 선택"으로 인식된다.</w:t>
+        <w:t xml:space="preserve">- 망각이 처벌이 아니라 무기로의 전환으로 인식됨.</w:t>
       </w:r>
     </w:p>
     <w:p>
       <w:r>
-        <w:t xml:space="preserve">- 예측 적중률이 충분히 높아, 망각이 랜덤이 아니라 납득 가능한 것으로 느껴진다.</w:t>
+        <w:t xml:space="preserve">- 무기 진화를 본 플레이어 다수가 그 순간을 긍정적으로 언급.</w:t>
       </w:r>
     </w:p>
     <w:p>
       <w:r>
-        <w:t xml:space="preserve">- 일부 플레이어가 다른 기억 조합·무기·갈림길 선택으로 다시 해보고 싶다고 말한다.</w:t>
+        <w:t xml:space="preserve">- 예측 적중률이 충분해 망각이 랜덤 폭력이 아니라 납득 가능으로 느껴짐.</w:t>
       </w:r>
     </w:p>
     <w:p>
       <w:r>
-        <w:t xml:space="preserve">- 위 결과를 Claude/GPT에 넘겨 Unity 전환 여부와 다음 설계 방향을 다시 판단한다.</w:t>
+        <w:t xml:space="preserve">- 일부 플레이어가 다른 기억 조합·무기·진화를 노려 다시 해보고 싶다고 말함.</w:t>
+      </w:r>
+    </w:p>
+    <w:p>
+      <w:r>
+        <w:t xml:space="preserve">- 결과를 Claude/GPT에 넘겨 Unity 전환 여부와 다음 방향 재판단.</w:t>
       </w:r>
     </w:p>
     <w:p>
@@ -920,37 +1054,42 @@
         <w:rPr>
           <w:b/>
         </w:rPr>
-        <w:t xml:space="preserve">16. 문서 차이 정리 (v0.9 → v0.10)</w:t>
+        <w:t xml:space="preserve">16. 문서 차이 정리 (v0.10 → v0.11)</w:t>
       </w:r>
     </w:p>
     <w:p>
       <w:r>
-        <w:t xml:space="preserve">- v0.9는 망각을 강제 부과 + 0.50 약화 잔향으로 두었고, 이는 "최적 플레이 처벌 + 순수 하향"이라 장르 성공작의 손실 처리 정답과 충돌했다. v0.10은 망각을 **갈림길 선택 + 잔향 해금(새 경로)** 으로 바꿔 "놓아줄 용기에 보상"하는 구조로 전환했다.</w:t>
+        <w:t xml:space="preserve">- **획득 루프 추가:** 기억을 시작 고정 선택 → 사냥하며 획득(뱀서식). 성장의 부재 문제 해결.</w:t>
       </w:r>
     </w:p>
     <w:p>
       <w:r>
-        <w:t xml:space="preserve">- 첫 망각을 90초 → 180초로 미뤄, 애착 형성 후 상실이 오도록 했다(v0.9의 "90초 안에 정체성을 읽히게"와 "90초에 망각" 사이의 내부 모순 해소).</w:t>
+        <w:t xml:space="preserve">- **망각 재정의:** "잃음/처벌" → "능동 기억이 무기에 영구 잔향으로 새겨지는 전환." 손실 회피 문제 구조적 해소.</w:t>
       </w:r>
     </w:p>
     <w:p>
       <w:r>
-        <w:t xml:space="preserve">- 검증 가능성을 위해 기억 6 → 8종, 시너지 3 → 4종으로 확장(피벗 공간 확보).</w:t>
+        <w:t xml:space="preserve">- **갈림길·바침·봉인 제거:** 망각을 가중 랜덤으로 단순화(가장 기댄 게 가장 높은 확률, 100% 아님). 테마 유지 + 반복성 제거 + 구현 단순.</w:t>
       </w:r>
     </w:p>
     <w:p>
       <w:r>
-        <w:t xml:space="preserve">- 의존도를 5성분 블랙박스에서 **단일 지배 신호 + 실시간 미터**로 단순화·가시화하고, 예측을 깨던 삭제 bias 보정을 제거했다.</w:t>
+        <w:t xml:space="preserve">- **무기 진화 추가:** 무기 잔향 조합이 진화를 띄움(뱀서 무기 진화). 프로토타입 2종(피의 늪, 파쇄 각인). 같은 무기라도 런마다 다른 무기로 자람.</w:t>
       </w:r>
     </w:p>
     <w:p>
       <w:r>
-        <w:t xml:space="preserve">- 전술 집중에 과열 쿨·시너지 증폭·의존도 상승이라는 트레이드오프를 추가해 "작은 진짜 선택"으로 만들었다.</w:t>
+        <w:t xml:space="preserve">- **시너지 통일:** 태그쌍 시너지 = 능동일 땐 임시 버프, 잔향일 땐 영구 진화. 개념 하나, 표현 둘.</w:t>
       </w:r>
     </w:p>
     <w:p>
       <w:r>
-        <w:t xml:space="preserve">- AI fun score를 더 강하게 의심하도록 검증 기준을 조정하고, 예측 적중률을 핵심 지표로 추가했다.</w:t>
+        <w:t xml:space="preserve">- **잔향 레벨(스택):** 같은 기억 반복 망각 시 잔향이 깊어짐 → 깊게 vs 넓게 빌드 축.</w:t>
+      </w:r>
+    </w:p>
+    <w:p>
+      <w:r>
+        <w:t xml:space="preserve">- **성장 3축화:** 능동(기억 획득/강화) + 스탯(런 성장) + 영구(잔향/진화). `잔향 증폭` 추가.</w:t>
       </w:r>
     </w:p>
     <w:p>
@@ -961,62 +1100,67 @@
         <w:rPr>
           <w:b/>
         </w:rPr>
-        <w:t xml:space="preserve">17. 이번 개정 구현 체크리스트</w:t>
+        <w:t xml:space="preserve">17. 이번 개정 구현 체크리스트 (우선순위)</w:t>
       </w:r>
     </w:p>
     <w:p>
       <w:r>
-        <w:t xml:space="preserve">플레이테스트 전에 구현해야 할 변경(우선순위 순):</w:t>
+        <w:t xml:space="preserve">1. **기억 획득 루프**: 레벨업 3지선다에 새 기억/기억 강화/런 성장 혼합. 빈 슬롯에만 새 기억. 활성 최대 3. (5, 7)</w:t>
       </w:r>
     </w:p>
     <w:p>
       <w:r>
-        <w:t xml:space="preserve">1. **망각 갈림길**: 보스 후 의존도 상위 2개 제시 → 플레이어 선택 → 선택별 잔향 강도·새 경로 분기. (10.3, 11)</w:t>
+        <w:t xml:space="preserve">2. **능동 레벨업**: 보유 기억 재획득 시 능동 레벨 ↑(피해/범위/쿨). (5.1)</w:t>
       </w:r>
     </w:p>
     <w:p>
       <w:r>
-        <w:t xml:space="preserve">2. **잔향 해금**: 떠나보낸 기억이 새 시너지 노드/무기 강화 경로를 여는 로직. 1순위 선택 시 강하게. (11)</w:t>
+        <w:t xml:space="preserve">3. **가중 랜덤 망각**: 의존도 가중 추첨, 100% 아님. 갈림길/바침 제거. (10.1)</w:t>
       </w:r>
     </w:p>
     <w:p>
       <w:r>
-        <w:t xml:space="preserve">3. **첫 보스 180초**로 스케줄 변경, 런 600초·보스 180/340/490/600. (9)</w:t>
+        <w:t xml:space="preserve">4. **망각 확률 미터**: `망각 전조` 구간 슬롯별 % 표시. (10.2, 12)</w:t>
       </w:r>
     </w:p>
     <w:p>
       <w:r>
-        <w:t xml:space="preserve">4. **실시간 의존도 미터** HUD + `망각 전조` 구간 노출. (10.2, 12)</w:t>
+        <w:t xml:space="preserve">5. **잔향 새김**: 망각된 기억의 태그/방향이 무기 영구 패시브로. 기본 공격 부가효과로 발현. (11.1)</w:t>
       </w:r>
     </w:p>
     <w:p>
       <w:r>
-        <w:t xml:space="preserve">5. **의존도 단순화**: 의존·집중 비중을 지배 신호로, bias 보정 제거. (10.1)</w:t>
+        <w:t xml:space="preserve">6. **잔향 레벨**: 같은 기억 반복 망각 시 레벨 ↑, 효과 스케일. (11.2)</w:t>
       </w:r>
     </w:p>
     <w:p>
       <w:r>
-        <w:t xml:space="preserve">6. **신규 기억 2종**(잿빛 보호막, 망각의 낙인) + **4번째 시너지**(각인 연쇄). (5, 6)</w:t>
+        <w:t xml:space="preserve">7. **무기 진화 2종**: 피의 늪(지속+제어), 파쇄 각인(폭딜+제어). 서로 다른 잔향 2개 + 태그쌍 충족 시 발동. 무기 시각/거동 변화. (11.3)</w:t>
       </w:r>
     </w:p>
     <w:p>
       <w:r>
-        <w:t xml:space="preserve">7. **전술 집중 트레이드오프**(과열 쿨, 시너지 증폭, 의존도 상승). (3)</w:t>
+        <w:t xml:space="preserve">8. **첫 보스 180초**, 런 600초, 보스 180/340/490/600, 망각은 보스 1·2·3 직후. (9)</w:t>
       </w:r>
     </w:p>
     <w:p>
       <w:r>
-        <w:t xml:space="preserve">8. **로그·결과 화면**에 `forkChoice`, `predictionAccuracy`, 새 경로 표시 추가. (12)</w:t>
+        <w:t xml:space="preserve">9. **신규 기억 2종**(잿빛 보호막, 망각의 낙인) + 4번째 활성 시너지(각인 연쇄). (5, 6)</w:t>
       </w:r>
     </w:p>
     <w:p>
       <w:r>
-        <w:t xml:space="preserve">9. **망각 연출** 고임팩트 시청각 이벤트화. (12)</w:t>
+        <w:t xml:space="preserve">10. **로그/결과**: `memoryAcquisition`, `forgetProbability`, `echoState`, `weaponEvolution`, `predictionAccuracy`, Q5 성장 체감. (12)</w:t>
       </w:r>
     </w:p>
     <w:p>
       <w:r>
-        <w:t xml:space="preserve">테스트 우선 관찰 포인트: 첫 망각(180초)의 감정, 갈림길이 "내 선택"으로 읽히는지, 예측 적중률, 1순위를 놓아줬을 때 피벗이 더 강하게 느껴지는지.</w:t>
+        <w:t xml:space="preserve">11. **연출**: 망각·진화 순간 고임팩트 시청각. (12)</w:t>
+      </w:r>
+    </w:p>
+    <w:p>
+      <w:r>
+        <w:t xml:space="preserve">테스트 우선 관찰: 초반 획득 성장감, 첫 망각의 감정(전환 vs 처벌), 예측 적중률, **첫 무기 진화의 짜릿함**, 보충이 피벗으로 읽히는지.</w:t>
       </w:r>
     </w:p>
     <w:sectPr>
